--- a/docs/resume.docx
+++ b/docs/resume.docx
@@ -7,15 +7,28 @@
         <w:pStyle w:val="Title"/>
       </w:pPr>
       <w:r>
-        <w:t xml:space="preserve">Casey</w:t>
-      </w:r>
-      <w:r>
-        <w:t xml:space="preserve"> </w:t>
-      </w:r>
-      <w:r>
-        <w:t xml:space="preserve">O’Hara</w:t>
-      </w:r>
-    </w:p>
+        <w:t xml:space="preserve">Casey O’Hara</w:t>
+      </w:r>
+    </w:p>
+    <!--radix_placeholder_navigation_before_body-->
+    <header class="header header--fixed" role="banner">
+      <nav class="distill-site-nav distill-site-header">
+        <div class="nav-left">
+          <a href="index.html" class="title">oharascience</a>
+          <input id="distill-search" class="nav-search hidden" type="text" placeholder="Search..."/>
+        </div>
+        <div class="nav-right">
+          <a href="index.html">home</a>
+          <a href="about.html">about</a>
+          <a href="pubs.html">publications</a>
+          <a href="cv.html">cv</a>
+          <a href="javascript:void(0);" class="nav-toggle">☰</a>
+        </div>
+      </nav>
+    </header>
+    <!--/radix_placeholder_navigation_before_body-->
+    <!--radix_placeholder_site_before_body-->
+    <!--/radix_placeholder_site_before_body-->
     <w:bookmarkStart w:id="20" w:name="education"/>
     <w:p>
       <w:pPr>
@@ -31,8 +44,8 @@
       </w:pPr>
       <w:r>
         <w:rPr>
-          <w:bCs/>
-          <w:b/>
+          <w:b/>
+          <w:bCs/>
         </w:rPr>
         <w:t xml:space="preserve">PhD Environmental Science and Management (2022)</w:t>
       </w:r>
@@ -47,10 +60,38 @@
       </w:r>
       <w:r>
         <w:rPr>
+          <w:i/>
           <w:iCs/>
+        </w:rPr>
+        <w:t xml:space="preserve">Committee: Dr. Benjamin Halpern (chair), Dr. Halley Froehlich, Dr. Christopher Costello</w:t>
+      </w:r>
+    </w:p>
+    <w:p>
+      <w:pPr>
+        <w:pStyle w:val="BodyText"/>
+      </w:pPr>
+      <w:r>
+        <w:rPr>
+          <w:b/>
+          <w:bCs/>
+        </w:rPr>
+        <w:t xml:space="preserve">Master of Environmental Science and Management (2014)</w:t>
+      </w:r>
+      <w:r>
+        <w:br/>
+      </w:r>
+      <w:r>
+        <w:t xml:space="preserve">Bren School of Environmental Science &amp; Management, University of California, Santa Barbara</w:t>
+      </w:r>
+      <w:r>
+        <w:br/>
+      </w:r>
+      <w:r>
+        <w:rPr>
           <w:i/>
-        </w:rPr>
-        <w:t xml:space="preserve">Committee: Dr. Benjamin Halpern (chair), Dr. Halley Froehlich, Dr. Christopher Costello</w:t>
+          <w:iCs/>
+        </w:rPr>
+        <w:t xml:space="preserve">UCSB University Award of Distinction; Bren School Academic Achievement Award</w:t>
       </w:r>
     </w:p>
     <w:p>
@@ -59,26 +100,34 @@
       </w:pPr>
       <w:r>
         <w:rPr>
-          <w:bCs/>
-          <w:b/>
-        </w:rPr>
-        <w:t xml:space="preserve">Master of Environmental Science and Management (2014)</w:t>
+          <w:b/>
+          <w:bCs/>
+        </w:rPr>
+        <w:t xml:space="preserve">Single Subject Teaching Credential in Science, Physics (2004)</w:t>
       </w:r>
       <w:r>
         <w:br/>
       </w:r>
       <w:r>
-        <w:t xml:space="preserve">Bren School of Environmental Science &amp; Management, University of California, Santa Barbara</w:t>
+        <w:t xml:space="preserve">Graduate School of Education, San Francisco State University</w:t>
+      </w:r>
+    </w:p>
+    <w:p>
+      <w:pPr>
+        <w:pStyle w:val="BodyText"/>
+      </w:pPr>
+      <w:r>
+        <w:rPr>
+          <w:b/>
+          <w:bCs/>
+        </w:rPr>
+        <w:t xml:space="preserve">Master of Science in Mechanical Engineering Design (1994)</w:t>
       </w:r>
       <w:r>
         <w:br/>
       </w:r>
       <w:r>
-        <w:rPr>
-          <w:iCs/>
-          <w:i/>
-        </w:rPr>
-        <w:t xml:space="preserve">UCSB University Award of Distinction; Bren School Academic Achievement Award</w:t>
+        <w:t xml:space="preserve">Department of Mechanical Engineering, Design Division, Stanford University</w:t>
       </w:r>
     </w:p>
     <w:p>
@@ -87,44 +136,8 @@
       </w:pPr>
       <w:r>
         <w:rPr>
-          <w:bCs/>
-          <w:b/>
-        </w:rPr>
-        <w:t xml:space="preserve">Single Subject Teaching Credential in Science, Physics (2004)</w:t>
-      </w:r>
-      <w:r>
-        <w:br/>
-      </w:r>
-      <w:r>
-        <w:t xml:space="preserve">Graduate School of Education, San Francisco State University</w:t>
-      </w:r>
-    </w:p>
-    <w:p>
-      <w:pPr>
-        <w:pStyle w:val="BodyText"/>
-      </w:pPr>
-      <w:r>
-        <w:rPr>
-          <w:bCs/>
-          <w:b/>
-        </w:rPr>
-        <w:t xml:space="preserve">Master of Science in Mechanical Engineering Design (1994)</w:t>
-      </w:r>
-      <w:r>
-        <w:br/>
-      </w:r>
-      <w:r>
-        <w:t xml:space="preserve">Department of Mechanical Engineering, Design Division, Stanford University</w:t>
-      </w:r>
-    </w:p>
-    <w:p>
-      <w:pPr>
-        <w:pStyle w:val="BodyText"/>
-      </w:pPr>
-      <w:r>
-        <w:rPr>
-          <w:bCs/>
-          <w:b/>
+          <w:b/>
+          <w:bCs/>
         </w:rPr>
         <w:t xml:space="preserve">Bachelor of Science in Mechanical Engineering (1993)</w:t>
       </w:r>
@@ -151,8 +164,8 @@
       </w:pPr>
       <w:r>
         <w:rPr>
-          <w:bCs/>
-          <w:b/>
+          <w:b/>
+          <w:bCs/>
         </w:rPr>
         <w:t xml:space="preserve">Researcher, Ocean Health Index</w:t>
       </w:r>
@@ -178,8 +191,8 @@
       </w:pPr>
       <w:r>
         <w:rPr>
-          <w:bCs/>
-          <w:b/>
+          <w:b/>
+          <w:bCs/>
         </w:rPr>
         <w:t xml:space="preserve">AAAS Mass Media Science Fellowship</w:t>
       </w:r>
@@ -197,8 +210,8 @@
       </w:r>
       <w:r>
         <w:rPr>
+          <w:i/>
           <w:iCs/>
-          <w:i/>
         </w:rPr>
         <w:t xml:space="preserve">The Oregonian</w:t>
       </w:r>
@@ -215,8 +228,8 @@
       </w:pPr>
       <w:r>
         <w:rPr>
-          <w:bCs/>
-          <w:b/>
+          <w:b/>
+          <w:bCs/>
         </w:rPr>
         <w:t xml:space="preserve">Program Consultant</w:t>
       </w:r>
@@ -242,8 +255,8 @@
       </w:pPr>
       <w:r>
         <w:rPr>
-          <w:bCs/>
-          <w:b/>
+          <w:b/>
+          <w:bCs/>
         </w:rPr>
         <w:t xml:space="preserve">Masters Thesis Group Project</w:t>
       </w:r>
@@ -266,13 +279,7 @@
         <w:t xml:space="preserve"> </w:t>
       </w:r>
       <w:r>
-        <w:t xml:space="preserve">“</w:t>
-      </w:r>
-      <w:r>
-        <w:t xml:space="preserve">Offshore wind energy in the context of multiple ocean uses on the Bermuda platform.</w:t>
-      </w:r>
-      <w:r>
-        <w:t xml:space="preserve">”</w:t>
+        <w:t xml:space="preserve">“Offshore wind energy in the context of multiple ocean uses on the Bermuda platform.”</w:t>
       </w:r>
       <w:r>
         <w:t xml:space="preserve"> </w:t>
@@ -293,27 +300,27 @@
     </w:p>
     <w:p>
       <w:pPr>
+        <w:pStyle w:val="Compact"/>
         <w:numPr>
           <w:ilvl w:val="0"/>
           <w:numId w:val="1001"/>
         </w:numPr>
-        <w:pStyle w:val="Compact"/>
-      </w:pPr>
-      <w:r>
-        <w:rPr>
-          <w:bCs/>
-          <w:b/>
+      </w:pPr>
+      <w:r>
+        <w:rPr>
+          <w:b/>
+          <w:bCs/>
         </w:rPr>
         <w:t xml:space="preserve">Lecturer</w:t>
       </w:r>
     </w:p>
     <w:p>
       <w:pPr>
+        <w:pStyle w:val="Compact"/>
         <w:numPr>
           <w:ilvl w:val="1"/>
           <w:numId w:val="1002"/>
         </w:numPr>
-        <w:pStyle w:val="Compact"/>
       </w:pPr>
       <w:r>
         <w:t xml:space="preserve">Advanced Data Analysis (ESM244) (Winter 2023)</w:t>
@@ -321,11 +328,11 @@
     </w:p>
     <w:p>
       <w:pPr>
+        <w:pStyle w:val="Compact"/>
         <w:numPr>
           <w:ilvl w:val="1"/>
           <w:numId w:val="1002"/>
         </w:numPr>
-        <w:pStyle w:val="Compact"/>
       </w:pPr>
       <w:r>
         <w:t xml:space="preserve">Team Science, Collaborative Analysis, and Project Management (EDS211) (Winter 2023)</w:t>
@@ -333,27 +340,27 @@
     </w:p>
     <w:p>
       <w:pPr>
+        <w:pStyle w:val="Compact"/>
         <w:numPr>
           <w:ilvl w:val="0"/>
           <w:numId w:val="1001"/>
         </w:numPr>
-        <w:pStyle w:val="Compact"/>
-      </w:pPr>
-      <w:r>
-        <w:rPr>
-          <w:bCs/>
-          <w:b/>
+      </w:pPr>
+      <w:r>
+        <w:rPr>
+          <w:b/>
+          <w:bCs/>
         </w:rPr>
         <w:t xml:space="preserve">Teaching Associate</w:t>
       </w:r>
     </w:p>
     <w:p>
       <w:pPr>
+        <w:pStyle w:val="Compact"/>
         <w:numPr>
           <w:ilvl w:val="1"/>
           <w:numId w:val="1003"/>
         </w:numPr>
-        <w:pStyle w:val="Compact"/>
       </w:pPr>
       <w:r>
         <w:t xml:space="preserve">Advanced Data Analysis (ESM244) (Winter 2022)</w:t>
@@ -361,16 +368,16 @@
     </w:p>
     <w:p>
       <w:pPr>
+        <w:pStyle w:val="Compact"/>
         <w:numPr>
           <w:ilvl w:val="0"/>
           <w:numId w:val="1001"/>
         </w:numPr>
-        <w:pStyle w:val="Compact"/>
-      </w:pPr>
-      <w:r>
-        <w:rPr>
-          <w:bCs/>
-          <w:b/>
+      </w:pPr>
+      <w:r>
+        <w:rPr>
+          <w:b/>
+          <w:bCs/>
         </w:rPr>
         <w:t xml:space="preserve">Teaching Assistant</w:t>
       </w:r>
@@ -383,11 +390,11 @@
     </w:p>
     <w:p>
       <w:pPr>
+        <w:pStyle w:val="Compact"/>
         <w:numPr>
           <w:ilvl w:val="1"/>
           <w:numId w:val="1004"/>
         </w:numPr>
-        <w:pStyle w:val="Compact"/>
       </w:pPr>
       <w:r>
         <w:t xml:space="preserve">Statistics &amp; Data Analysis for Environmental Science &amp; Management (ESM206) (Fall 2019, 2021)</w:t>
@@ -395,11 +402,11 @@
     </w:p>
     <w:p>
       <w:pPr>
+        <w:pStyle w:val="Compact"/>
         <w:numPr>
           <w:ilvl w:val="1"/>
           <w:numId w:val="1004"/>
         </w:numPr>
-        <w:pStyle w:val="Compact"/>
       </w:pPr>
       <w:r>
         <w:t xml:space="preserve">Advanced Data Analysis (ESM244) (Winter 2021)</w:t>
@@ -407,11 +414,11 @@
     </w:p>
     <w:p>
       <w:pPr>
+        <w:pStyle w:val="Compact"/>
         <w:numPr>
           <w:ilvl w:val="1"/>
           <w:numId w:val="1004"/>
         </w:numPr>
-        <w:pStyle w:val="Compact"/>
       </w:pPr>
       <w:r>
         <w:t xml:space="preserve">Geographic Information Systems (ESM263) (Winter 2020)</w:t>
@@ -419,11 +426,11 @@
     </w:p>
     <w:p>
       <w:pPr>
+        <w:pStyle w:val="Compact"/>
         <w:numPr>
           <w:ilvl w:val="1"/>
           <w:numId w:val="1004"/>
         </w:numPr>
-        <w:pStyle w:val="Compact"/>
       </w:pPr>
       <w:r>
         <w:t xml:space="preserve">Environmental Informatics (ESM262) (Spring 2019)</w:t>
@@ -431,11 +438,11 @@
     </w:p>
     <w:p>
       <w:pPr>
+        <w:pStyle w:val="Compact"/>
         <w:numPr>
           <w:ilvl w:val="1"/>
           <w:numId w:val="1004"/>
         </w:numPr>
-        <w:pStyle w:val="Compact"/>
       </w:pPr>
       <w:r>
         <w:t xml:space="preserve">Quantitative Methods in Environmental Studies (ES25) (Spring 2013)</w:t>
@@ -443,27 +450,27 @@
     </w:p>
     <w:p>
       <w:pPr>
+        <w:pStyle w:val="Compact"/>
         <w:numPr>
           <w:ilvl w:val="0"/>
           <w:numId w:val="1001"/>
         </w:numPr>
-        <w:pStyle w:val="Compact"/>
-      </w:pPr>
-      <w:r>
-        <w:rPr>
-          <w:bCs/>
-          <w:b/>
+      </w:pPr>
+      <w:r>
+        <w:rPr>
+          <w:b/>
+          <w:bCs/>
         </w:rPr>
         <w:t xml:space="preserve">Group Project Ph.D. Mentor</w:t>
       </w:r>
     </w:p>
     <w:p>
       <w:pPr>
+        <w:pStyle w:val="Compact"/>
         <w:numPr>
           <w:ilvl w:val="1"/>
           <w:numId w:val="1005"/>
         </w:numPr>
-        <w:pStyle w:val="Compact"/>
       </w:pPr>
       <w:r>
         <w:t xml:space="preserve">Developing a site suitability framework for shellfish aquaculture on Canada’s Pacific Coast (2021-2022)</w:t>
@@ -471,11 +478,11 @@
     </w:p>
     <w:p>
       <w:pPr>
+        <w:pStyle w:val="Compact"/>
         <w:numPr>
           <w:ilvl w:val="1"/>
           <w:numId w:val="1005"/>
         </w:numPr>
-        <w:pStyle w:val="Compact"/>
       </w:pPr>
       <w:r>
         <w:t xml:space="preserve">Spatial Analysis to Inform Policy Recommendations for Shark and Ray Protection in Mozambique (2020-2021)</w:t>
@@ -483,11 +490,11 @@
     </w:p>
     <w:p>
       <w:pPr>
+        <w:pStyle w:val="Compact"/>
         <w:numPr>
           <w:ilvl w:val="1"/>
           <w:numId w:val="1005"/>
         </w:numPr>
-        <w:pStyle w:val="Compact"/>
       </w:pPr>
       <w:r>
         <w:t xml:space="preserve">Where the Wind Goes: Motivating Low Ecological Risk Wind Development (2018-2019)</w:t>
@@ -505,8 +512,8 @@
       </w:r>
       <w:r>
         <w:rPr>
+          <w:i/>
           <w:iCs/>
-          <w:i/>
         </w:rPr>
         <w:t xml:space="preserve">STEM Education and Engineering</w:t>
       </w:r>
@@ -523,11 +530,11 @@
     </w:p>
     <w:p>
       <w:pPr>
+        <w:pStyle w:val="Compact"/>
         <w:numPr>
           <w:ilvl w:val="0"/>
           <w:numId w:val="1006"/>
         </w:numPr>
-        <w:pStyle w:val="Compact"/>
       </w:pPr>
       <w:r>
         <w:t xml:space="preserve">R/R Studio including spatial analysis, data visualization, package development, ShinyApps</w:t>
@@ -535,11 +542,11 @@
     </w:p>
     <w:p>
       <w:pPr>
+        <w:pStyle w:val="Compact"/>
         <w:numPr>
           <w:ilvl w:val="0"/>
           <w:numId w:val="1006"/>
         </w:numPr>
-        <w:pStyle w:val="Compact"/>
       </w:pPr>
       <w:r>
         <w:t xml:space="preserve">Git/GitHub version control and project management</w:t>
@@ -547,11 +554,11 @@
     </w:p>
     <w:p>
       <w:pPr>
+        <w:pStyle w:val="Compact"/>
         <w:numPr>
           <w:ilvl w:val="0"/>
           <w:numId w:val="1006"/>
         </w:numPr>
-        <w:pStyle w:val="Compact"/>
       </w:pPr>
       <w:r>
         <w:t xml:space="preserve">MATLAB, C/C++, HTML, JavaScript, LaTeX</w:t>
@@ -559,11 +566,11 @@
     </w:p>
     <w:p>
       <w:pPr>
+        <w:pStyle w:val="Compact"/>
         <w:numPr>
           <w:ilvl w:val="0"/>
           <w:numId w:val="1006"/>
         </w:numPr>
-        <w:pStyle w:val="Compact"/>
       </w:pPr>
       <w:r>
         <w:t xml:space="preserve">ArcGIS, QGIS</w:t>
@@ -581,16 +588,16 @@
     </w:p>
     <w:p>
       <w:pPr>
+        <w:pStyle w:val="Compact"/>
         <w:numPr>
           <w:ilvl w:val="0"/>
           <w:numId w:val="1007"/>
         </w:numPr>
-        <w:pStyle w:val="Compact"/>
-      </w:pPr>
-      <w:r>
-        <w:rPr>
-          <w:bCs/>
-          <w:b/>
+      </w:pPr>
+      <w:r>
+        <w:rPr>
+          <w:b/>
+          <w:bCs/>
         </w:rPr>
         <w:t xml:space="preserve">Functional Interactions and Biodiversity Targets</w:t>
       </w:r>
@@ -612,16 +619,16 @@
     </w:p>
     <w:p>
       <w:pPr>
+        <w:pStyle w:val="Compact"/>
         <w:numPr>
           <w:ilvl w:val="0"/>
           <w:numId w:val="1007"/>
         </w:numPr>
-        <w:pStyle w:val="Compact"/>
-      </w:pPr>
-      <w:r>
-        <w:rPr>
-          <w:bCs/>
-          <w:b/>
+      </w:pPr>
+      <w:r>
+        <w:rPr>
+          <w:b/>
+          <w:bCs/>
         </w:rPr>
         <w:t xml:space="preserve">Species Vulnerability Working Group (National Philanthropic Trust)</w:t>
       </w:r>
@@ -643,16 +650,16 @@
     </w:p>
     <w:p>
       <w:pPr>
+        <w:pStyle w:val="Compact"/>
         <w:numPr>
           <w:ilvl w:val="0"/>
           <w:numId w:val="1007"/>
         </w:numPr>
-        <w:pStyle w:val="Compact"/>
-      </w:pPr>
-      <w:r>
-        <w:rPr>
-          <w:bCs/>
-          <w:b/>
+      </w:pPr>
+      <w:r>
+        <w:rPr>
+          <w:b/>
+          <w:bCs/>
         </w:rPr>
         <w:t xml:space="preserve">Coastal Outcomes Working Group (SNAPP)</w:t>
       </w:r>
@@ -674,16 +681,16 @@
     </w:p>
     <w:p>
       <w:pPr>
+        <w:pStyle w:val="Compact"/>
         <w:numPr>
           <w:ilvl w:val="0"/>
           <w:numId w:val="1007"/>
         </w:numPr>
-        <w:pStyle w:val="Compact"/>
-      </w:pPr>
-      <w:r>
-        <w:rPr>
-          <w:bCs/>
-          <w:b/>
+      </w:pPr>
+      <w:r>
+        <w:rPr>
+          <w:b/>
+          <w:bCs/>
         </w:rPr>
         <w:t xml:space="preserve">Ocean Futures Working Group (SNAPP)</w:t>
       </w:r>
@@ -704,7 +711,7 @@
       </w:r>
     </w:p>
     <w:bookmarkEnd w:id="24"/>
-    <w:bookmarkStart w:id="42" w:name="publications"/>
+    <w:bookmarkStart w:id="39" w:name="publications"/>
     <w:p>
       <w:pPr>
         <w:pStyle w:val="Heading2"/>
@@ -735,32 +742,32 @@
         <w:t xml:space="preserve"> </w:t>
       </w:r>
       <w:r>
-        <w:t xml:space="preserve">for up to date publication list with citation counts.</w:t>
-      </w:r>
-    </w:p>
-    <w:p>
-      <w:pPr>
+        <w:t xml:space="preserve">for full publication list with citation counts.</w:t>
+      </w:r>
+    </w:p>
+    <w:p>
+      <w:pPr>
+        <w:pStyle w:val="Compact"/>
         <w:numPr>
           <w:ilvl w:val="0"/>
           <w:numId w:val="1008"/>
         </w:numPr>
-        <w:pStyle w:val="Compact"/>
-      </w:pPr>
-      <w:r>
-        <w:t xml:space="preserve">Froehlich, H. E., Montgomery, J. C., Williams, D. R.,</w:t>
-      </w:r>
-      <w:r>
-        <w:t xml:space="preserve"> </w:t>
-      </w:r>
-      <w:r>
-        <w:rPr>
-          <w:bCs/>
-          <w:b/>
-        </w:rPr>
-        <w:t xml:space="preserve">O’Hara, C.</w:t>
-      </w:r>
-      <w:r>
-        <w:t xml:space="preserve">, Kuempel, C. D., &amp; Halpern, B. S. (2023).</w:t>
+      </w:pPr>
+      <w:r>
+        <w:t xml:space="preserve">Halpern, B. S., Frazier, M.,</w:t>
+      </w:r>
+      <w:r>
+        <w:t xml:space="preserve"> </w:t>
+      </w:r>
+      <w:r>
+        <w:rPr>
+          <w:b/>
+          <w:bCs/>
+        </w:rPr>
+        <w:t xml:space="preserve">O’Hara, C. C.</w:t>
+      </w:r>
+      <w:r>
+        <w:t xml:space="preserve">, Vargas-Fonseca, O. A., &amp; Lombard, A. T. (2025).</w:t>
       </w:r>
       <w:r>
         <w:t xml:space="preserve"> </w:t>
@@ -770,33 +777,33 @@
           <w:rPr>
             <w:rStyle w:val="Hyperlink"/>
           </w:rPr>
-          <w:t xml:space="preserve">Biological life-history and farming scenarios of marine aquaculture to help reduce wild marine fishing pressure. Fish and Fisheries, n/a(n/a).</w:t>
+          <w:t xml:space="preserve">Cumulative impacts to global marine ecosystems projected to more than double by midcentury. Science, 0(0), eadv2906.</w:t>
         </w:r>
       </w:hyperlink>
     </w:p>
     <w:p>
       <w:pPr>
+        <w:pStyle w:val="Compact"/>
         <w:numPr>
           <w:ilvl w:val="0"/>
           <w:numId w:val="1008"/>
         </w:numPr>
-        <w:pStyle w:val="Compact"/>
-      </w:pPr>
-      <w:r>
-        <w:t xml:space="preserve">Reyes-García, V., Cámara-Leret, R., Halpern, B. S.,</w:t>
-      </w:r>
-      <w:r>
-        <w:t xml:space="preserve"> </w:t>
-      </w:r>
-      <w:r>
-        <w:rPr>
-          <w:bCs/>
-          <w:b/>
-        </w:rPr>
-        <w:t xml:space="preserve">O’Hara, C. C.</w:t>
-      </w:r>
-      <w:r>
-        <w:t xml:space="preserve">, Renard, D., Zafra-Calvo, N., Díaz, S. (2023).</w:t>
+      </w:pPr>
+      <w:r>
+        <w:t xml:space="preserve">Mattalia, G., McAlvay, A., Teixidor-Toneu, I., Lukawiecki, J., Moola, F., Asfaw, Z., Cámara-Leret, R., Díaz, S., Franco, F. M., Halpern, B. S.,</w:t>
+      </w:r>
+      <w:r>
+        <w:t xml:space="preserve"> </w:t>
+      </w:r>
+      <w:r>
+        <w:rPr>
+          <w:b/>
+          <w:bCs/>
+        </w:rPr>
+        <w:t xml:space="preserve">O’Hara, C.</w:t>
+      </w:r>
+      <w:r>
+        <w:t xml:space="preserve">, Renard, D., Uprety, Y., Wall, J., Zafra-Calvo, N., &amp; Reyes-García, V. (2025).</w:t>
       </w:r>
       <w:r>
         <w:t xml:space="preserve"> </w:t>
@@ -806,45 +813,27 @@
           <w:rPr>
             <w:rStyle w:val="Hyperlink"/>
           </w:rPr>
-          <w:t xml:space="preserve">Biocultural vulnerability exposes threats of culturally important</w:t>
-        </w:r>
-        <w:r>
-          <w:rPr>
-            <w:rStyle w:val="Hyperlink"/>
-          </w:rPr>
-          <w:t xml:space="preserve"> </w:t>
-        </w:r>
-        <w:r>
-          <w:rPr>
-            <w:rStyle w:val="Hyperlink"/>
-          </w:rPr>
-          <w:t xml:space="preserve">species. Proceedings of the National Academy of Sciences, 120(0)</w:t>
+          <w:t xml:space="preserve">Cultural keystone species as a tool for biocultural stewardship. A global review. People and Nature, 7(5), 947–959.</w:t>
         </w:r>
       </w:hyperlink>
     </w:p>
     <w:p>
       <w:pPr>
+        <w:pStyle w:val="Compact"/>
         <w:numPr>
           <w:ilvl w:val="0"/>
           <w:numId w:val="1008"/>
         </w:numPr>
-        <w:pStyle w:val="Compact"/>
-      </w:pPr>
-      <w:r>
-        <w:t xml:space="preserve">Simmons, B. A., Butt, N.,</w:t>
-      </w:r>
-      <w:r>
-        <w:t xml:space="preserve"> </w:t>
-      </w:r>
-      <w:r>
-        <w:rPr>
-          <w:bCs/>
-          <w:b/>
+      </w:pPr>
+      <w:r>
+        <w:rPr>
+          <w:b/>
+          <w:bCs/>
         </w:rPr>
         <w:t xml:space="preserve">O’Hara, C. C.</w:t>
       </w:r>
       <w:r>
-        <w:t xml:space="preserve">, Ray, R., Ma, Y., &amp; Gallagher, K. P. (2022).</w:t>
+        <w:t xml:space="preserve">, Frazier, M., Valle, M., Butt, N., Kaschner, K., Klein, C., &amp; Halpern, B. S. (2024).</w:t>
       </w:r>
       <w:r>
         <w:t xml:space="preserve"> </w:t>
@@ -854,32 +843,170 @@
           <w:rPr>
             <w:rStyle w:val="Hyperlink"/>
           </w:rPr>
-          <w:t xml:space="preserve">China’s global development finance poses heterogeneous risks to coastal and marine socio-ecological systems. One Earth, 5(12), 1377–1393.</w:t>
+          <w:t xml:space="preserve">Cumulative human impacts on global marine fauna highlight risk to biological and functional diversity. PLOS ONE, 19(9), e0309788.</w:t>
         </w:r>
       </w:hyperlink>
     </w:p>
     <w:p>
       <w:pPr>
+        <w:pStyle w:val="Compact"/>
         <w:numPr>
           <w:ilvl w:val="0"/>
           <w:numId w:val="1008"/>
         </w:numPr>
-        <w:pStyle w:val="Compact"/>
-      </w:pPr>
-      <w:r>
-        <w:rPr>
-          <w:bCs/>
-          <w:b/>
+      </w:pPr>
+      <w:r>
+        <w:t xml:space="preserve">Mattalia, G., McAlvay, A., Teixidor-Toneu, I., Lukawiecki, J., Moola, F., Asfaw, Z., Cámara-Leret, R., Díaz, S., Franco, F. M., Halpern, B. S.,</w:t>
+      </w:r>
+      <w:r>
+        <w:t xml:space="preserve"> </w:t>
+      </w:r>
+      <w:r>
+        <w:rPr>
+          <w:b/>
+          <w:bCs/>
+        </w:rPr>
+        <w:t xml:space="preserve">O’Hara, C.</w:t>
+      </w:r>
+      <w:r>
+        <w:t xml:space="preserve">, Renard, D., Uprety, Y., Wall, J., Zafra-Calvo, N., &amp; Reyes-García, V. (2024).</w:t>
+      </w:r>
+      <w:r>
+        <w:t xml:space="preserve"> </w:t>
+      </w:r>
+      <w:hyperlink r:id="rId27">
+        <w:r>
+          <w:rPr>
+            <w:rStyle w:val="Hyperlink"/>
+          </w:rPr>
+          <w:t xml:space="preserve">Cultural keystone species as a tool for biocultural stewardship. A global review. People and Nature, n/a(n/a).</w:t>
+        </w:r>
+      </w:hyperlink>
+    </w:p>
+    <w:p>
+      <w:pPr>
+        <w:pStyle w:val="Compact"/>
+        <w:numPr>
+          <w:ilvl w:val="0"/>
+          <w:numId w:val="1008"/>
+        </w:numPr>
+      </w:pPr>
+      <w:r>
+        <w:t xml:space="preserve">Froehlich, H. E., Montgomery, J. C., Williams, D. R.,</w:t>
+      </w:r>
+      <w:r>
+        <w:t xml:space="preserve"> </w:t>
+      </w:r>
+      <w:r>
+        <w:rPr>
+          <w:b/>
+          <w:bCs/>
+        </w:rPr>
+        <w:t xml:space="preserve">O’Hara, C.</w:t>
+      </w:r>
+      <w:r>
+        <w:t xml:space="preserve">, Kuempel, C. D., &amp; Halpern, B. S. (2023). Biological life-history and farming scenarios of marine aquaculture to help reduce wild marine fishing pressure. Fish and Fisheries.</w:t>
+      </w:r>
+      <w:r>
+        <w:t xml:space="preserve"> </w:t>
+      </w:r>
+      <w:hyperlink r:id="rId29">
+        <w:r>
+          <w:rPr>
+            <w:rStyle w:val="Hyperlink"/>
+          </w:rPr>
+          <w:t xml:space="preserve">https://doi.org/10.1111/faf.12783</w:t>
+        </w:r>
+      </w:hyperlink>
+    </w:p>
+    <w:p>
+      <w:pPr>
+        <w:pStyle w:val="Compact"/>
+        <w:numPr>
+          <w:ilvl w:val="0"/>
+          <w:numId w:val="1008"/>
+        </w:numPr>
+      </w:pPr>
+      <w:r>
+        <w:rPr>
+          <w:b/>
+          <w:bCs/>
         </w:rPr>
         <w:t xml:space="preserve">O’Hara, C. C.</w:t>
       </w:r>
       <w:r>
+        <w:t xml:space="preserve">, Frazier, M., Valle, M., Butt, N., Kaschner, K., Klein, C., &amp; Halpern, B. S. (2024).</w:t>
+      </w:r>
+      <w:r>
+        <w:t xml:space="preserve"> </w:t>
+      </w:r>
+      <w:hyperlink r:id="rId28">
+        <w:r>
+          <w:rPr>
+            <w:rStyle w:val="Hyperlink"/>
+          </w:rPr>
+          <w:t xml:space="preserve">Cumulative human impacts on global marine fauna highlight risk to biological and functional diversity. PLOS ONE, 19(9), e0309788.</w:t>
+        </w:r>
+      </w:hyperlink>
+    </w:p>
+    <w:p>
+      <w:pPr>
+        <w:pStyle w:val="Compact"/>
+        <w:numPr>
+          <w:ilvl w:val="0"/>
+          <w:numId w:val="1008"/>
+        </w:numPr>
+      </w:pPr>
+      <w:r>
+        <w:t xml:space="preserve">Reyes-García, V., Cámara-Leret, R., Halpern, B. S.,</w:t>
+      </w:r>
+      <w:r>
+        <w:t xml:space="preserve"> </w:t>
+      </w:r>
+      <w:r>
+        <w:rPr>
+          <w:b/>
+          <w:bCs/>
+        </w:rPr>
+        <w:t xml:space="preserve">O’Hara, C. C.</w:t>
+      </w:r>
+      <w:r>
+        <w:t xml:space="preserve">, Renard, D., Zafra-Calvo, N., Díaz, S. (2023).</w:t>
+      </w:r>
+      <w:r>
+        <w:t xml:space="preserve"> </w:t>
+      </w:r>
+      <w:hyperlink r:id="rId30">
+        <w:r>
+          <w:rPr>
+            <w:rStyle w:val="Hyperlink"/>
+          </w:rPr>
+          <w:t xml:space="preserve">Biocultural vulnerability exposes threats of culturally important species. Proceedings of the National Academy of Sciences, 120(0)</w:t>
+        </w:r>
+      </w:hyperlink>
+    </w:p>
+    <w:p>
+      <w:pPr>
+        <w:pStyle w:val="Compact"/>
+        <w:numPr>
+          <w:ilvl w:val="0"/>
+          <w:numId w:val="1008"/>
+        </w:numPr>
+      </w:pPr>
+      <w:r>
+        <w:rPr>
+          <w:b/>
+          <w:bCs/>
+        </w:rPr>
+        <w:t xml:space="preserve">O’Hara, C. C.</w:t>
+      </w:r>
+      <w:r>
         <w:t xml:space="preserve">, &amp; Halpern, B. S. (2022).</w:t>
       </w:r>
       <w:r>
         <w:t xml:space="preserve"> </w:t>
       </w:r>
-      <w:hyperlink r:id="rId29">
+      <w:hyperlink r:id="rId31">
         <w:r>
           <w:rPr>
             <w:rStyle w:val="Hyperlink"/>
@@ -890,11 +1017,11 @@
     </w:p>
     <w:p>
       <w:pPr>
+        <w:pStyle w:val="Compact"/>
         <w:numPr>
           <w:ilvl w:val="0"/>
           <w:numId w:val="1008"/>
         </w:numPr>
-        <w:pStyle w:val="Compact"/>
       </w:pPr>
       <w:r>
         <w:t xml:space="preserve">Butt, N., Halpern, B. S.,</w:t>
@@ -904,8 +1031,8 @@
       </w:r>
       <w:r>
         <w:rPr>
-          <w:bCs/>
-          <w:b/>
+          <w:b/>
+          <w:bCs/>
         </w:rPr>
         <w:t xml:space="preserve">O’Hara, C. C.</w:t>
       </w:r>
@@ -915,7 +1042,7 @@
       <w:r>
         <w:t xml:space="preserve"> </w:t>
       </w:r>
-      <w:hyperlink r:id="rId30">
+      <w:hyperlink r:id="rId32">
         <w:r>
           <w:rPr>
             <w:rStyle w:val="Hyperlink"/>
@@ -926,16 +1053,16 @@
     </w:p>
     <w:p>
       <w:pPr>
+        <w:pStyle w:val="Compact"/>
         <w:numPr>
           <w:ilvl w:val="0"/>
           <w:numId w:val="1008"/>
         </w:numPr>
-        <w:pStyle w:val="Compact"/>
-      </w:pPr>
-      <w:r>
-        <w:rPr>
-          <w:bCs/>
-          <w:b/>
+      </w:pPr>
+      <w:r>
+        <w:rPr>
+          <w:b/>
+          <w:bCs/>
         </w:rPr>
         <w:t xml:space="preserve">O’Hara, C. C.</w:t>
       </w:r>
@@ -945,7 +1072,7 @@
       <w:r>
         <w:t xml:space="preserve"> </w:t>
       </w:r>
-      <w:hyperlink r:id="rId31">
+      <w:hyperlink r:id="rId33">
         <w:r>
           <w:rPr>
             <w:rStyle w:val="Hyperlink"/>
@@ -959,91 +1086,16 @@
     </w:p>
     <w:p>
       <w:pPr>
+        <w:pStyle w:val="Compact"/>
         <w:numPr>
           <w:ilvl w:val="0"/>
           <w:numId w:val="1008"/>
         </w:numPr>
-        <w:pStyle w:val="Compact"/>
-      </w:pPr>
-      <w:r>
-        <w:t xml:space="preserve">Roberson, L. A., Beyer, H. L.,</w:t>
-      </w:r>
-      <w:r>
-        <w:t xml:space="preserve"> </w:t>
-      </w:r>
-      <w:r>
-        <w:rPr>
-          <w:bCs/>
-          <w:b/>
-        </w:rPr>
-        <w:t xml:space="preserve">O’Hara, C.</w:t>
-      </w:r>
-      <w:r>
-        <w:t xml:space="preserve">, Watson, J. E. M., Dunn, D. C., Halpern, B. S., Klein, C. J., Frazier, M. R., Kuempel, C. D., Williams, B., Grantham, H. S., Montgomery, J. C., Kark, S., &amp; Runting, R. K. (2021).</w:t>
-      </w:r>
-      <w:r>
-        <w:t xml:space="preserve"> </w:t>
-      </w:r>
-      <w:hyperlink r:id="rId32">
-        <w:r>
-          <w:rPr>
-            <w:rStyle w:val="Hyperlink"/>
-          </w:rPr>
-          <w:t xml:space="preserve">Multinational coordination required for conservation of over 90% of marine species. Global Change Biology, 27(23), 6206–6216</w:t>
-        </w:r>
-      </w:hyperlink>
-      <w:r>
-        <w:t xml:space="preserve">.</w:t>
-      </w:r>
-    </w:p>
-    <w:p>
-      <w:pPr>
-        <w:numPr>
-          <w:ilvl w:val="0"/>
-          <w:numId w:val="1008"/>
-        </w:numPr>
-        <w:pStyle w:val="Compact"/>
-      </w:pPr>
-      <w:r>
-        <w:t xml:space="preserve">Beck, M. W.,</w:t>
-      </w:r>
-      <w:r>
-        <w:t xml:space="preserve"> </w:t>
-      </w:r>
-      <w:r>
-        <w:rPr>
-          <w:bCs/>
-          <w:b/>
-        </w:rPr>
-        <w:t xml:space="preserve">O’Hara, C. C.</w:t>
-      </w:r>
-      <w:r>
-        <w:t xml:space="preserve">, Lowndes, J. S. S., Mazor, R. D., Theroux, S., Gillett, D. J., Lane, B., &amp; Gearheart, G. (2020).</w:t>
-      </w:r>
-      <w:r>
-        <w:t xml:space="preserve"> </w:t>
-      </w:r>
-      <w:hyperlink r:id="rId33">
-        <w:r>
-          <w:rPr>
-            <w:rStyle w:val="Hyperlink"/>
-          </w:rPr>
-          <w:t xml:space="preserve">The importance of open science for biological assessment of aquatic environments. PeerJ, 8, e9539.</w:t>
-        </w:r>
-      </w:hyperlink>
-    </w:p>
-    <w:p>
-      <w:pPr>
-        <w:numPr>
-          <w:ilvl w:val="0"/>
-          <w:numId w:val="1008"/>
-        </w:numPr>
-        <w:pStyle w:val="Compact"/>
-      </w:pPr>
-      <w:r>
-        <w:rPr>
-          <w:bCs/>
-          <w:b/>
+      </w:pPr>
+      <w:r>
+        <w:rPr>
+          <w:b/>
+          <w:bCs/>
         </w:rPr>
         <w:t xml:space="preserve">O’Hara, C. C.</w:t>
       </w:r>
@@ -1064,11 +1116,11 @@
     </w:p>
     <w:p>
       <w:pPr>
+        <w:pStyle w:val="Compact"/>
         <w:numPr>
           <w:ilvl w:val="0"/>
           <w:numId w:val="1008"/>
         </w:numPr>
-        <w:pStyle w:val="Compact"/>
       </w:pPr>
       <w:r>
         <w:t xml:space="preserve">Friedman, W. R., Halpern, B. S., McLeod, E., Beck, M. W., Duarte, C. M., Kappel, C. V., Levine, A., Sluka, R. D., Adler, S.,</w:t>
@@ -1078,8 +1130,8 @@
       </w:r>
       <w:r>
         <w:rPr>
-          <w:bCs/>
-          <w:b/>
+          <w:b/>
+          <w:bCs/>
         </w:rPr>
         <w:t xml:space="preserve">O’Hara, C. C.</w:t>
       </w:r>
@@ -1100,11 +1152,11 @@
     </w:p>
     <w:p>
       <w:pPr>
+        <w:pStyle w:val="Compact"/>
         <w:numPr>
           <w:ilvl w:val="0"/>
           <w:numId w:val="1008"/>
         </w:numPr>
-        <w:pStyle w:val="Compact"/>
       </w:pPr>
       <w:r>
         <w:t xml:space="preserve">Halpern, B. S., Frazier, M., Afflerbach, J., Lowndes, J. S., Micheli, F.,</w:t>
@@ -1114,8 +1166,8 @@
       </w:r>
       <w:r>
         <w:rPr>
-          <w:bCs/>
-          <w:b/>
+          <w:b/>
+          <w:bCs/>
         </w:rPr>
         <w:t xml:space="preserve">O’Hara, C. C.</w:t>
       </w:r>
@@ -1136,62 +1188,26 @@
     </w:p>
     <w:p>
       <w:pPr>
+        <w:pStyle w:val="Compact"/>
         <w:numPr>
           <w:ilvl w:val="0"/>
           <w:numId w:val="1008"/>
         </w:numPr>
-        <w:pStyle w:val="Compact"/>
-      </w:pPr>
-      <w:r>
-        <w:t xml:space="preserve">Burgass, M. J., Milner-Gulland, E. J., Stewart Lowndes, J. S.,</w:t>
-      </w:r>
-      <w:r>
-        <w:t xml:space="preserve"> </w:t>
-      </w:r>
-      <w:r>
-        <w:rPr>
-          <w:bCs/>
-          <w:b/>
+      </w:pPr>
+      <w:r>
+        <w:rPr>
+          <w:b/>
+          <w:bCs/>
         </w:rPr>
         <w:t xml:space="preserve">O’Hara, C. C.</w:t>
       </w:r>
       <w:r>
-        <w:t xml:space="preserve">, Afflerbach, J. C., &amp; Halpern, B. S. (2018).</w:t>
+        <w:t xml:space="preserve">, Villaseñor‐Derbez, J. C., Ralph, G. M., &amp; Halpern, B. S. (2019).</w:t>
       </w:r>
       <w:r>
         <w:t xml:space="preserve"> </w:t>
       </w:r>
       <w:hyperlink r:id="rId37">
-        <w:r>
-          <w:rPr>
-            <w:rStyle w:val="Hyperlink"/>
-          </w:rPr>
-          <w:t xml:space="preserve">A pan-Arctic assessment of the status of marine social-ecological systems. Regional Environmental Change.</w:t>
-        </w:r>
-      </w:hyperlink>
-    </w:p>
-    <w:p>
-      <w:pPr>
-        <w:numPr>
-          <w:ilvl w:val="0"/>
-          <w:numId w:val="1008"/>
-        </w:numPr>
-        <w:pStyle w:val="Compact"/>
-      </w:pPr>
-      <w:r>
-        <w:rPr>
-          <w:bCs/>
-          <w:b/>
-        </w:rPr>
-        <w:t xml:space="preserve">O’Hara, C. C.</w:t>
-      </w:r>
-      <w:r>
-        <w:t xml:space="preserve">, Villaseñor‐Derbez, J. C., Ralph, G. M., &amp; Halpern, B. S. (2019).</w:t>
-      </w:r>
-      <w:r>
-        <w:t xml:space="preserve"> </w:t>
-      </w:r>
-      <w:hyperlink r:id="rId38">
         <w:r>
           <w:rPr>
             <w:rStyle w:val="Hyperlink"/>
@@ -1202,68 +1218,32 @@
     </w:p>
     <w:p>
       <w:pPr>
+        <w:pStyle w:val="Compact"/>
         <w:numPr>
           <w:ilvl w:val="0"/>
           <w:numId w:val="1008"/>
         </w:numPr>
-        <w:pStyle w:val="Compact"/>
-      </w:pPr>
-      <w:r>
-        <w:t xml:space="preserve">Halpern, B. S., Frazier, M., Afflerbach, J.,</w:t>
-      </w:r>
-      <w:r>
-        <w:t xml:space="preserve"> </w:t>
-      </w:r>
-      <w:r>
-        <w:rPr>
-          <w:bCs/>
-          <w:b/>
+      </w:pPr>
+      <w:r>
+        <w:t xml:space="preserve">Lowndes, J. S. S., Best, B. D., Scarborough, C., Afflerbach, J. C., Frazier, M. R.,</w:t>
+      </w:r>
+      <w:r>
+        <w:t xml:space="preserve"> </w:t>
+      </w:r>
+      <w:r>
+        <w:rPr>
+          <w:b/>
+          <w:bCs/>
         </w:rPr>
         <w:t xml:space="preserve">O’Hara, C. C.</w:t>
       </w:r>
       <w:r>
-        <w:t xml:space="preserve">, Katona, S., Stewart Lowndes, J. S., Jiang, N., Pacheco, E., Scarborough, C., &amp; Polsenberg, J. (2017).</w:t>
-      </w:r>
-      <w:r>
-        <w:t xml:space="preserve"> </w:t>
-      </w:r>
-      <w:hyperlink r:id="rId39">
-        <w:r>
-          <w:rPr>
-            <w:rStyle w:val="Hyperlink"/>
-          </w:rPr>
-          <w:t xml:space="preserve">Drivers and implications of change in global ocean health over the past five years. PLOS ONE, 12(7), e0178267.</w:t>
-        </w:r>
-      </w:hyperlink>
-    </w:p>
-    <w:p>
-      <w:pPr>
-        <w:numPr>
-          <w:ilvl w:val="0"/>
-          <w:numId w:val="1008"/>
-        </w:numPr>
-        <w:pStyle w:val="Compact"/>
-      </w:pPr>
-      <w:r>
-        <w:t xml:space="preserve">Lowndes, J. S. S., Best, B. D., Scarborough, C., Afflerbach, J. C., Frazier, M. R.,</w:t>
-      </w:r>
-      <w:r>
-        <w:t xml:space="preserve"> </w:t>
-      </w:r>
-      <w:r>
-        <w:rPr>
-          <w:bCs/>
-          <w:b/>
-        </w:rPr>
-        <w:t xml:space="preserve">O’Hara, C. C.</w:t>
-      </w:r>
-      <w:r>
         <w:t xml:space="preserve">, Jiang, N., &amp; Halpern, B. S. (2017).</w:t>
       </w:r>
       <w:r>
         <w:t xml:space="preserve"> </w:t>
       </w:r>
-      <w:hyperlink r:id="rId40">
+      <w:hyperlink r:id="rId38">
         <w:r>
           <w:rPr>
             <w:rStyle w:val="Hyperlink"/>
@@ -1272,290 +1252,262 @@
         </w:r>
       </w:hyperlink>
     </w:p>
-    <w:p>
-      <w:pPr>
-        <w:numPr>
-          <w:ilvl w:val="0"/>
-          <w:numId w:val="1008"/>
-        </w:numPr>
-        <w:pStyle w:val="Compact"/>
-      </w:pPr>
-      <w:r>
-        <w:rPr>
-          <w:bCs/>
-          <w:b/>
-        </w:rPr>
-        <w:t xml:space="preserve">O’Hara, C. C.</w:t>
-      </w:r>
-      <w:r>
-        <w:t xml:space="preserve">, Afflerbach, J. C., Scarborough, C., Kaschner, K., &amp; Halpern, B. S. (2017).</w:t>
-      </w:r>
-      <w:r>
-        <w:t xml:space="preserve"> </w:t>
-      </w:r>
-      <w:hyperlink r:id="rId41">
-        <w:r>
-          <w:rPr>
-            <w:rStyle w:val="Hyperlink"/>
-          </w:rPr>
-          <w:t xml:space="preserve">Aligning marine species range data to better serve science and conservation. PLOS ONE, 12(5), e0175739.</w:t>
-        </w:r>
-      </w:hyperlink>
+    <w:bookmarkEnd w:id="39"/>
+    <w:bookmarkStart w:id="40" w:name="other-academic-service"/>
+    <w:p>
+      <w:pPr>
+        <w:pStyle w:val="Heading2"/>
+      </w:pPr>
+      <w:r>
+        <w:t xml:space="preserve">Other academic service</w:t>
+      </w:r>
+    </w:p>
+    <w:p>
+      <w:pPr>
+        <w:pStyle w:val="Compact"/>
+        <w:numPr>
+          <w:ilvl w:val="0"/>
+          <w:numId w:val="1009"/>
+        </w:numPr>
+      </w:pPr>
+      <w:r>
+        <w:t xml:space="preserve">Reviewed for journals: PeerJ, Aquatic Conservation, Marine and Coastal Fisheries, Frontiers in Marine Science</w:t>
+      </w:r>
+    </w:p>
+    <w:bookmarkEnd w:id="40"/>
+    <w:bookmarkStart w:id="44" w:name="stem-education-and-engineering"/>
+    <w:p>
+      <w:pPr>
+        <w:pStyle w:val="Heading2"/>
+      </w:pPr>
+      <w:r>
+        <w:t xml:space="preserve">STEM education and engineering</w:t>
+      </w:r>
+    </w:p>
+    <w:bookmarkStart w:id="41" w:name="secondary-education-experience"/>
+    <w:p>
+      <w:pPr>
+        <w:pStyle w:val="Heading3"/>
+      </w:pPr>
+      <w:r>
+        <w:t xml:space="preserve">Secondary education experience</w:t>
+      </w:r>
+    </w:p>
+    <w:p>
+      <w:pPr>
+        <w:pStyle w:val="Compact"/>
+        <w:numPr>
+          <w:ilvl w:val="0"/>
+          <w:numId w:val="1010"/>
+        </w:numPr>
+      </w:pPr>
+      <w:r>
+        <w:t xml:space="preserve">Program Consultant (June 2013 - August 2013) The School for Examining Essential Questions of Sustainability (SEEQS) Charter School - Honolulu, HI</w:t>
+      </w:r>
+    </w:p>
+    <w:p>
+      <w:pPr>
+        <w:pStyle w:val="Compact"/>
+        <w:numPr>
+          <w:ilvl w:val="0"/>
+          <w:numId w:val="1010"/>
+        </w:numPr>
+      </w:pPr>
+      <w:r>
+        <w:t xml:space="preserve">Science Teacher: Physics, Integrated Science, Engineering &amp; Green Tech (August 2004 - June 2012) Carlmont High School - Belmont, CA</w:t>
+      </w:r>
+    </w:p>
+    <w:p>
+      <w:pPr>
+        <w:pStyle w:val="Compact"/>
+        <w:numPr>
+          <w:ilvl w:val="0"/>
+          <w:numId w:val="1010"/>
+        </w:numPr>
+      </w:pPr>
+      <w:r>
+        <w:t xml:space="preserve">Education Liaison (November 2009 - December 2009) Amundsen-Scott South Pole Station, Antarctica</w:t>
+      </w:r>
+    </w:p>
+    <w:bookmarkEnd w:id="41"/>
+    <w:bookmarkStart w:id="42" w:name="Xad93891d9add55656d4afc9efaad00ffe171970"/>
+    <w:p>
+      <w:pPr>
+        <w:pStyle w:val="Heading3"/>
+      </w:pPr>
+      <w:r>
+        <w:t xml:space="preserve">Secondary education leadership and honors</w:t>
+      </w:r>
+    </w:p>
+    <w:p>
+      <w:pPr>
+        <w:pStyle w:val="Compact"/>
+        <w:numPr>
+          <w:ilvl w:val="0"/>
+          <w:numId w:val="1011"/>
+        </w:numPr>
+      </w:pPr>
+      <w:r>
+        <w:t xml:space="preserve">“Where the Wonder Went”</w:t>
+      </w:r>
+      <w:r>
+        <w:t xml:space="preserve"> </w:t>
+      </w:r>
+      <w:r>
+        <w:t xml:space="preserve">documentary short film, Santa Barbara International Film Festival (2014)</w:t>
+      </w:r>
+    </w:p>
+    <w:p>
+      <w:pPr>
+        <w:pStyle w:val="Compact"/>
+        <w:numPr>
+          <w:ilvl w:val="0"/>
+          <w:numId w:val="1011"/>
+        </w:numPr>
+      </w:pPr>
+      <w:r>
+        <w:t xml:space="preserve">Senior Fellow, Knowles Science Teaching Foundation (2009 - present)</w:t>
+      </w:r>
+    </w:p>
+    <w:p>
+      <w:pPr>
+        <w:pStyle w:val="Compact"/>
+        <w:numPr>
+          <w:ilvl w:val="0"/>
+          <w:numId w:val="1011"/>
+        </w:numPr>
+      </w:pPr>
+      <w:r>
+        <w:t xml:space="preserve">Teaching Fellow, Knowles Science Teaching Foundation (2004 - 2009)</w:t>
+      </w:r>
+    </w:p>
+    <w:p>
+      <w:pPr>
+        <w:pStyle w:val="Compact"/>
+        <w:numPr>
+          <w:ilvl w:val="0"/>
+          <w:numId w:val="1011"/>
+        </w:numPr>
+      </w:pPr>
+      <w:r>
+        <w:t xml:space="preserve">Exploratorium Teacher Institute (2004 - 2013)</w:t>
+      </w:r>
+    </w:p>
+    <w:p>
+      <w:pPr>
+        <w:pStyle w:val="Compact"/>
+        <w:numPr>
+          <w:ilvl w:val="0"/>
+          <w:numId w:val="1011"/>
+        </w:numPr>
+      </w:pPr>
+      <w:r>
+        <w:t xml:space="preserve">Innovative Teacher of the Year, Carlmont High School (2011)</w:t>
+      </w:r>
+    </w:p>
+    <w:p>
+      <w:pPr>
+        <w:pStyle w:val="Compact"/>
+        <w:numPr>
+          <w:ilvl w:val="0"/>
+          <w:numId w:val="1011"/>
+        </w:numPr>
+      </w:pPr>
+      <w:r>
+        <w:t xml:space="preserve">Amgen Award for Science Teaching Excellence (2011)</w:t>
+      </w:r>
+    </w:p>
+    <w:p>
+      <w:pPr>
+        <w:pStyle w:val="Compact"/>
+        <w:numPr>
+          <w:ilvl w:val="0"/>
+          <w:numId w:val="1011"/>
+        </w:numPr>
+      </w:pPr>
+      <w:r>
+        <w:t xml:space="preserve">Certification: National Board for Professional Teaching Standards (Science - Adolescent/Young Adult) (2009)</w:t>
+      </w:r>
     </w:p>
     <w:bookmarkEnd w:id="42"/>
-    <w:bookmarkStart w:id="43" w:name="other-academic-service"/>
+    <w:bookmarkStart w:id="43" w:name="engineering-experience"/>
+    <w:p>
+      <w:pPr>
+        <w:pStyle w:val="Heading3"/>
+      </w:pPr>
+      <w:r>
+        <w:t xml:space="preserve">Engineering experience</w:t>
+      </w:r>
+    </w:p>
+    <w:p>
+      <w:pPr>
+        <w:pStyle w:val="Compact"/>
+        <w:numPr>
+          <w:ilvl w:val="0"/>
+          <w:numId w:val="1012"/>
+        </w:numPr>
+      </w:pPr>
+      <w:r>
+        <w:t xml:space="preserve">Mechanical Engineer (May 2000 - December 2003) St. Jude Medical, Inc. - Sunnyvale, CA</w:t>
+      </w:r>
+    </w:p>
+    <w:p>
+      <w:pPr>
+        <w:pStyle w:val="Compact"/>
+        <w:numPr>
+          <w:ilvl w:val="0"/>
+          <w:numId w:val="1012"/>
+        </w:numPr>
+      </w:pPr>
+      <w:r>
+        <w:t xml:space="preserve">Mechanical Engineer (May 1997 - May 2000) Asyst Technologies (Hine Design) - Sunnyvale, CA</w:t>
+      </w:r>
+    </w:p>
+    <w:p>
+      <w:pPr>
+        <w:pStyle w:val="Compact"/>
+        <w:numPr>
+          <w:ilvl w:val="0"/>
+          <w:numId w:val="1012"/>
+        </w:numPr>
+      </w:pPr>
+      <w:r>
+        <w:t xml:space="preserve">Mechanical Engineer (August 1995 - April 1997) Applied Materials, Inc. - Santa Clara, CA</w:t>
+      </w:r>
+    </w:p>
+    <w:p>
+      <w:pPr>
+        <w:pStyle w:val="Compact"/>
+        <w:numPr>
+          <w:ilvl w:val="0"/>
+          <w:numId w:val="1012"/>
+        </w:numPr>
+      </w:pPr>
+      <w:r>
+        <w:t xml:space="preserve">Maintenance Engineer (August 1994 - August 1995) ATMEL Inc. - San Jose, CA</w:t>
+      </w:r>
+    </w:p>
+    <w:bookmarkEnd w:id="43"/>
+    <w:bookmarkEnd w:id="44"/>
+    <w:bookmarkStart w:id="45" w:name="pdf-version-of-cv"/>
     <w:p>
       <w:pPr>
         <w:pStyle w:val="Heading2"/>
       </w:pPr>
       <w:r>
-        <w:t xml:space="preserve">Other academic service</w:t>
-      </w:r>
-    </w:p>
-    <w:p>
-      <w:pPr>
-        <w:numPr>
-          <w:ilvl w:val="0"/>
-          <w:numId w:val="1009"/>
-        </w:numPr>
-        <w:pStyle w:val="Compact"/>
-      </w:pPr>
-      <w:r>
-        <w:t xml:space="preserve">Reviewed for journals: PeerJ, Aquatic Conservation, Marine and Coastal Fisheries, Frontiers in Marine Science</w:t>
-      </w:r>
-    </w:p>
-    <w:bookmarkEnd w:id="43"/>
-    <w:bookmarkStart w:id="47" w:name="stem-education-and-engineering"/>
-    <w:p>
-      <w:pPr>
-        <w:pStyle w:val="Heading2"/>
-      </w:pPr>
-      <w:r>
-        <w:t xml:space="preserve">STEM education and engineering</w:t>
-      </w:r>
-    </w:p>
-    <w:bookmarkStart w:id="44" w:name="secondary-education-experience"/>
-    <w:p>
-      <w:pPr>
-        <w:pStyle w:val="Heading3"/>
-      </w:pPr>
-      <w:r>
-        <w:t xml:space="preserve">Secondary education experience</w:t>
-      </w:r>
-    </w:p>
-    <w:p>
-      <w:pPr>
-        <w:numPr>
-          <w:ilvl w:val="0"/>
-          <w:numId w:val="1010"/>
-        </w:numPr>
-        <w:pStyle w:val="Compact"/>
-      </w:pPr>
-      <w:r>
-        <w:t xml:space="preserve">Program Consultant (June 2013 - August 2013) The School for Examining Essential Questions of Sustainability (SEEQS) Charter School - Honolulu, HI</w:t>
-      </w:r>
-    </w:p>
-    <w:p>
-      <w:pPr>
-        <w:numPr>
-          <w:ilvl w:val="0"/>
-          <w:numId w:val="1010"/>
-        </w:numPr>
-        <w:pStyle w:val="Compact"/>
-      </w:pPr>
-      <w:r>
-        <w:t xml:space="preserve">Science Teacher: Physics, Integrated Science, Engineering &amp; Green Tech (August 2004 - June 2012) Carlmont High School - Belmont, CA</w:t>
-      </w:r>
-    </w:p>
-    <w:p>
-      <w:pPr>
-        <w:numPr>
-          <w:ilvl w:val="0"/>
-          <w:numId w:val="1010"/>
-        </w:numPr>
-        <w:pStyle w:val="Compact"/>
-      </w:pPr>
-      <w:r>
-        <w:t xml:space="preserve">Education Liaison (November 2009 - December 2009) Amundsen-Scott South Pole Station, Antarctica</w:t>
-      </w:r>
-    </w:p>
-    <w:bookmarkEnd w:id="44"/>
-    <w:bookmarkStart w:id="45" w:name="Xad93891d9add55656d4afc9efaad00ffe171970"/>
-    <w:p>
-      <w:pPr>
-        <w:pStyle w:val="Heading3"/>
-      </w:pPr>
-      <w:r>
-        <w:t xml:space="preserve">Secondary education leadership and honors</w:t>
-      </w:r>
-    </w:p>
-    <w:p>
-      <w:pPr>
-        <w:numPr>
-          <w:ilvl w:val="0"/>
-          <w:numId w:val="1011"/>
-        </w:numPr>
-        <w:pStyle w:val="Compact"/>
-      </w:pPr>
-      <w:r>
-        <w:t xml:space="preserve">“</w:t>
-      </w:r>
-      <w:r>
-        <w:t xml:space="preserve">Where the Wonder Went</w:t>
-      </w:r>
-      <w:r>
-        <w:t xml:space="preserve">”</w:t>
-      </w:r>
-      <w:r>
-        <w:t xml:space="preserve"> </w:t>
-      </w:r>
-      <w:r>
-        <w:t xml:space="preserve">documentary short film, Santa Barbara International Film Festival (2014)</w:t>
-      </w:r>
-    </w:p>
-    <w:p>
-      <w:pPr>
-        <w:numPr>
-          <w:ilvl w:val="0"/>
-          <w:numId w:val="1011"/>
-        </w:numPr>
-        <w:pStyle w:val="Compact"/>
-      </w:pPr>
-      <w:r>
-        <w:t xml:space="preserve">Senior Fellow, Knowles Science Teaching Foundation (2009 - present)</w:t>
-      </w:r>
-    </w:p>
-    <w:p>
-      <w:pPr>
-        <w:numPr>
-          <w:ilvl w:val="0"/>
-          <w:numId w:val="1011"/>
-        </w:numPr>
-        <w:pStyle w:val="Compact"/>
-      </w:pPr>
-      <w:r>
-        <w:t xml:space="preserve">Teaching Fellow, Knowles Science Teaching Foundation (2004 - 2009)</w:t>
-      </w:r>
-    </w:p>
-    <w:p>
-      <w:pPr>
-        <w:numPr>
-          <w:ilvl w:val="0"/>
-          <w:numId w:val="1011"/>
-        </w:numPr>
-        <w:pStyle w:val="Compact"/>
-      </w:pPr>
-      <w:r>
-        <w:t xml:space="preserve">Exploratorium Teacher Institute (2004 - 2013)</w:t>
-      </w:r>
-    </w:p>
-    <w:p>
-      <w:pPr>
-        <w:numPr>
-          <w:ilvl w:val="0"/>
-          <w:numId w:val="1011"/>
-        </w:numPr>
-        <w:pStyle w:val="Compact"/>
-      </w:pPr>
-      <w:r>
-        <w:t xml:space="preserve">Innovative Teacher of the Year, Carlmont High School (2011)</w:t>
-      </w:r>
-    </w:p>
-    <w:p>
-      <w:pPr>
-        <w:numPr>
-          <w:ilvl w:val="0"/>
-          <w:numId w:val="1011"/>
-        </w:numPr>
-        <w:pStyle w:val="Compact"/>
-      </w:pPr>
-      <w:r>
-        <w:t xml:space="preserve">Amgen Award for Science Teaching Excellence (2011)</w:t>
-      </w:r>
-    </w:p>
-    <w:p>
-      <w:pPr>
-        <w:numPr>
-          <w:ilvl w:val="0"/>
-          <w:numId w:val="1011"/>
-        </w:numPr>
-        <w:pStyle w:val="Compact"/>
-      </w:pPr>
-      <w:r>
-        <w:t xml:space="preserve">Certification: National Board for Professional Teaching Standards (Science - Adolescent/Young Adult) (2009)</w:t>
+        <w:t xml:space="preserve">PDF version of CV</w:t>
       </w:r>
     </w:p>
     <w:bookmarkEnd w:id="45"/>
-    <w:bookmarkStart w:id="46" w:name="engineering-experience"/>
-    <w:p>
-      <w:pPr>
-        <w:pStyle w:val="Heading3"/>
-      </w:pPr>
-      <w:r>
-        <w:t xml:space="preserve">Engineering experience</w:t>
-      </w:r>
-    </w:p>
-    <w:p>
-      <w:pPr>
-        <w:numPr>
-          <w:ilvl w:val="0"/>
-          <w:numId w:val="1012"/>
-        </w:numPr>
-        <w:pStyle w:val="Compact"/>
-      </w:pPr>
-      <w:r>
-        <w:t xml:space="preserve">Mechanical Engineer (May 2000 - December 2003) St. Jude Medical, Inc. - Sunnyvale, CA</w:t>
-      </w:r>
-    </w:p>
-    <w:p>
-      <w:pPr>
-        <w:numPr>
-          <w:ilvl w:val="0"/>
-          <w:numId w:val="1012"/>
-        </w:numPr>
-        <w:pStyle w:val="Compact"/>
-      </w:pPr>
-      <w:r>
-        <w:t xml:space="preserve">Mechanical Engineer (May 1997 - May 2000) Asyst Technologies (Hine Design) - Sunnyvale, CA</w:t>
-      </w:r>
-    </w:p>
-    <w:p>
-      <w:pPr>
-        <w:numPr>
-          <w:ilvl w:val="0"/>
-          <w:numId w:val="1012"/>
-        </w:numPr>
-        <w:pStyle w:val="Compact"/>
-      </w:pPr>
-      <w:r>
-        <w:t xml:space="preserve">Mechanical Engineer (August 1995 - April 1997) Applied Materials, Inc. - Santa Clara, CA</w:t>
-      </w:r>
-    </w:p>
-    <w:p>
-      <w:pPr>
-        <w:numPr>
-          <w:ilvl w:val="0"/>
-          <w:numId w:val="1012"/>
-        </w:numPr>
-        <w:pStyle w:val="Compact"/>
-      </w:pPr>
-      <w:r>
-        <w:t xml:space="preserve">Maintenance Engineer (August 1994 - August 1995) ATMEL Inc. - San Jose, CA</w:t>
-      </w:r>
-    </w:p>
-    <w:bookmarkEnd w:id="46"/>
-    <w:bookmarkEnd w:id="47"/>
-    <w:bookmarkStart w:id="48" w:name="pdf-version-of-cv"/>
-    <w:p>
-      <w:pPr>
-        <w:pStyle w:val="Heading2"/>
-      </w:pPr>
-      <w:r>
-        <w:t xml:space="preserve">PDF version of CV</w:t>
-      </w:r>
-    </w:p>
-    <w:bookmarkEnd w:id="48"/>
-    <w:sectPr/>
+    <!--radix_placeholder_site_after_body-->
+    <!--/radix_placeholder_site_after_body-->
+    <!--radix_placeholder_navigation_after_body-->
+    <!--/radix_placeholder_navigation_after_body-->
+    <w:sectPr>
+      <w:footnotePr>
+        <w:numRestart w:val="eachSect"/>
+      </w:footnotePr>
+    </w:sectPr>
   </w:body>
 </w:document>
 </file>
@@ -1586,14 +1538,14 @@
 <file path=word/numbering.xml><?xml version="1.0" encoding="utf-8"?>
 <w:numbering xmlns:w="http://schemas.openxmlformats.org/wordprocessingml/2006/main">
   <w:abstractNum w:abstractNumId="990">
-    <w:nsid w:val="A990"/>
+    <w:nsid w:val="0000A990"/>
     <w:multiLevelType w:val="multilevel"/>
     <w:lvl w:ilvl="0">
       <w:numFmt w:val="bullet"/>
       <w:lvlText w:val=" "/>
       <w:lvlJc w:val="left"/>
       <w:pPr>
-        <w:ind w:left="720" w:hanging="480"/>
+        <w:ind w:left="720" w:hanging="360"/>
       </w:pPr>
     </w:lvl>
     <w:lvl w:ilvl="1">
@@ -1601,7 +1553,7 @@
       <w:lvlText w:val=" "/>
       <w:lvlJc w:val="left"/>
       <w:pPr>
-        <w:ind w:left="1440" w:hanging="480"/>
+        <w:ind w:left="1440" w:hanging="360"/>
       </w:pPr>
     </w:lvl>
     <w:lvl w:ilvl="2">
@@ -1609,7 +1561,7 @@
       <w:lvlText w:val=" "/>
       <w:lvlJc w:val="left"/>
       <w:pPr>
-        <w:ind w:left="2160" w:hanging="480"/>
+        <w:ind w:left="2160" w:hanging="360"/>
       </w:pPr>
     </w:lvl>
     <w:lvl w:ilvl="3">
@@ -1617,7 +1569,7 @@
       <w:lvlText w:val=" "/>
       <w:lvlJc w:val="left"/>
       <w:pPr>
-        <w:ind w:left="2880" w:hanging="480"/>
+        <w:ind w:left="2880" w:hanging="360"/>
       </w:pPr>
     </w:lvl>
     <w:lvl w:ilvl="4">
@@ -1625,7 +1577,7 @@
       <w:lvlText w:val=" "/>
       <w:lvlJc w:val="left"/>
       <w:pPr>
-        <w:ind w:left="3600" w:hanging="480"/>
+        <w:ind w:left="3600" w:hanging="360"/>
       </w:pPr>
     </w:lvl>
     <w:lvl w:ilvl="5">
@@ -1633,7 +1585,7 @@
       <w:lvlText w:val=" "/>
       <w:lvlJc w:val="left"/>
       <w:pPr>
-        <w:ind w:left="4320" w:hanging="480"/>
+        <w:ind w:left="4320" w:hanging="360"/>
       </w:pPr>
     </w:lvl>
     <w:lvl w:ilvl="6">
@@ -1641,7 +1593,7 @@
       <w:lvlText w:val=" "/>
       <w:lvlJc w:val="left"/>
       <w:pPr>
-        <w:ind w:left="5040" w:hanging="480"/>
+        <w:ind w:left="5040" w:hanging="360"/>
       </w:pPr>
     </w:lvl>
     <w:lvl w:ilvl="7">
@@ -1649,7 +1601,7 @@
       <w:lvlText w:val=" "/>
       <w:lvlJc w:val="left"/>
       <w:pPr>
-        <w:ind w:left="5760" w:hanging="480"/>
+        <w:ind w:left="5760" w:hanging="360"/>
       </w:pPr>
     </w:lvl>
     <w:lvl w:ilvl="8">
@@ -1657,84 +1609,111 @@
       <w:lvlText w:val=" "/>
       <w:lvlJc w:val="left"/>
       <w:pPr>
-        <w:ind w:left="6480" w:hanging="480"/>
+        <w:ind w:left="6480" w:hanging="360"/>
       </w:pPr>
     </w:lvl>
   </w:abstractNum>
   <w:abstractNum w:abstractNumId="991">
-    <w:nsid w:val="A991"/>
+    <w:nsid w:val="0000A991"/>
     <w:multiLevelType w:val="multilevel"/>
     <w:lvl w:ilvl="0">
       <w:numFmt w:val="bullet"/>
-      <w:lvlText w:val="•"/>
+      <w:lvlText w:val=""/>
       <w:lvlJc w:val="left"/>
       <w:pPr>
-        <w:ind w:left="720" w:hanging="480"/>
-      </w:pPr>
+        <w:ind w:left="720" w:hanging="360"/>
+      </w:pPr>
+      <w:rPr>
+        <w:rFonts w:ascii="Symbol" w:hAnsi="Symbol" w:cs="Symbol" w:hint="default"/>
+      </w:rPr>
     </w:lvl>
     <w:lvl w:ilvl="1">
       <w:numFmt w:val="bullet"/>
-      <w:lvlText w:val="–"/>
+      <w:lvlText w:val="o"/>
       <w:lvlJc w:val="left"/>
       <w:pPr>
-        <w:ind w:left="1440" w:hanging="480"/>
-      </w:pPr>
+        <w:ind w:left="1440" w:hanging="360"/>
+      </w:pPr>
+      <w:rPr>
+        <w:rFonts w:ascii="Courier New" w:hAnsi="Courier New" w:cs="Courier New" w:hint="default"/>
+      </w:rPr>
     </w:lvl>
     <w:lvl w:ilvl="2">
       <w:numFmt w:val="bullet"/>
-      <w:lvlText w:val="•"/>
+      <w:lvlText w:val=""/>
       <w:lvlJc w:val="left"/>
       <w:pPr>
-        <w:ind w:left="2160" w:hanging="480"/>
-      </w:pPr>
+        <w:ind w:left="2160" w:hanging="360"/>
+      </w:pPr>
+      <w:rPr>
+        <w:rFonts w:ascii="Wingdings" w:hAnsi="Wingdings" w:cs="Wingdings" w:hint="default"/>
+      </w:rPr>
     </w:lvl>
     <w:lvl w:ilvl="3">
       <w:numFmt w:val="bullet"/>
-      <w:lvlText w:val="–"/>
+      <w:lvlText w:val=""/>
       <w:lvlJc w:val="left"/>
       <w:pPr>
-        <w:ind w:left="2880" w:hanging="480"/>
-      </w:pPr>
+        <w:ind w:left="2880" w:hanging="360"/>
+      </w:pPr>
+      <w:rPr>
+        <w:rFonts w:ascii="Symbol" w:hAnsi="Symbol" w:cs="Symbol" w:hint="default"/>
+      </w:rPr>
     </w:lvl>
     <w:lvl w:ilvl="4">
       <w:numFmt w:val="bullet"/>
-      <w:lvlText w:val="•"/>
+      <w:lvlText w:val="o"/>
       <w:lvlJc w:val="left"/>
       <w:pPr>
-        <w:ind w:left="3600" w:hanging="480"/>
-      </w:pPr>
+        <w:ind w:left="3600" w:hanging="360"/>
+      </w:pPr>
+      <w:rPr>
+        <w:rFonts w:ascii="Courier New" w:hAnsi="Courier New" w:cs="Courier New" w:hint="default"/>
+      </w:rPr>
     </w:lvl>
     <w:lvl w:ilvl="5">
       <w:numFmt w:val="bullet"/>
-      <w:lvlText w:val="–"/>
+      <w:lvlText w:val=""/>
       <w:lvlJc w:val="left"/>
       <w:pPr>
-        <w:ind w:left="4320" w:hanging="480"/>
-      </w:pPr>
+        <w:ind w:left="4320" w:hanging="360"/>
+      </w:pPr>
+      <w:rPr>
+        <w:rFonts w:ascii="Wingdings" w:hAnsi="Wingdings" w:cs="Wingdings" w:hint="default"/>
+      </w:rPr>
     </w:lvl>
     <w:lvl w:ilvl="6">
       <w:numFmt w:val="bullet"/>
-      <w:lvlText w:val="•"/>
+      <w:lvlText w:val=""/>
       <w:lvlJc w:val="left"/>
       <w:pPr>
-        <w:ind w:left="5040" w:hanging="480"/>
-      </w:pPr>
+        <w:ind w:left="5040" w:hanging="360"/>
+      </w:pPr>
+      <w:rPr>
+        <w:rFonts w:ascii="Symbol" w:hAnsi="Symbol" w:cs="Symbol" w:hint="default"/>
+      </w:rPr>
     </w:lvl>
     <w:lvl w:ilvl="7">
       <w:numFmt w:val="bullet"/>
-      <w:lvlText w:val="–"/>
+      <w:lvlText w:val="o"/>
       <w:lvlJc w:val="left"/>
       <w:pPr>
-        <w:ind w:left="5760" w:hanging="480"/>
-      </w:pPr>
+        <w:ind w:left="5760" w:hanging="360"/>
+      </w:pPr>
+      <w:rPr>
+        <w:rFonts w:ascii="Courier New" w:hAnsi="Courier New" w:cs="Courier New" w:hint="default"/>
+      </w:rPr>
     </w:lvl>
     <w:lvl w:ilvl="8">
       <w:numFmt w:val="bullet"/>
-      <w:lvlText w:val="•"/>
+      <w:lvlText w:val=""/>
       <w:lvlJc w:val="left"/>
       <w:pPr>
-        <w:ind w:left="6480" w:hanging="480"/>
-      </w:pPr>
+        <w:ind w:left="6480" w:hanging="360"/>
+      </w:pPr>
+      <w:rPr>
+        <w:rFonts w:ascii="Wingdings" w:hAnsi="Wingdings" w:cs="Wingdings" w:hint="default"/>
+      </w:rPr>
     </w:lvl>
   </w:abstractNum>
   <w:num w:numId="1000">
@@ -1805,10 +1784,10 @@
     <w:name w:val="Body Text"/>
     <w:basedOn w:val="Normal"/>
     <w:link w:val="BodyTextChar"/>
+    <w:qFormat/>
     <w:pPr>
       <w:spacing w:after="180" w:before="180"/>
     </w:pPr>
-    <w:qFormat/>
   </w:style>
   <w:style w:customStyle="1" w:styleId="FirstParagraph" w:type="paragraph">
     <w:name w:val="First Paragraph"/>
@@ -1828,57 +1807,111 @@
     <w:name w:val="Title"/>
     <w:basedOn w:val="Normal"/>
     <w:next w:val="BodyText"/>
+    <w:link w:val="TitleChar"/>
+    <w:uiPriority w:val="10"/>
     <w:qFormat/>
+    <w:rsid w:val="00A10FD9"/>
     <w:pPr>
-      <w:keepNext/>
-      <w:keepLines/>
-      <w:spacing w:after="240" w:before="480"/>
+      <w:spacing w:after="80" w:line="240" w:lineRule="auto"/>
+      <w:contextualSpacing/>
       <w:jc w:val="center"/>
     </w:pPr>
     <w:rPr>
       <w:rFonts w:asciiTheme="majorHAnsi" w:cstheme="majorBidi" w:eastAsiaTheme="majorEastAsia" w:hAnsiTheme="majorHAnsi"/>
-      <w:b/>
-      <w:bCs/>
-      <w:color w:themeColor="accent1" w:themeShade="B5" w:val="345A8A"/>
-      <w:sz w:val="36"/>
-      <w:szCs w:val="36"/>
+      <w:sz w:val="56"/>
+      <w:szCs w:val="56"/>
+    </w:rPr>
+  </w:style>
+  <w:style w:customStyle="1" w:styleId="TitleChar" w:type="character">
+    <w:name w:val="Title Char"/>
+    <w:basedOn w:val="DefaultParagraphFont"/>
+    <w:link w:val="Title"/>
+    <w:uiPriority w:val="10"/>
+    <w:rsid w:val="00A10FD9"/>
+    <w:rPr>
+      <w:rFonts w:asciiTheme="majorHAnsi" w:cstheme="majorBidi" w:eastAsiaTheme="majorEastAsia" w:hAnsiTheme="majorHAnsi"/>
+      <w:sz w:val="56"/>
+      <w:szCs w:val="56"/>
     </w:rPr>
   </w:style>
   <w:style w:styleId="Subtitle" w:type="paragraph">
     <w:name w:val="Subtitle"/>
+    <w:basedOn w:val="Title"/>
+    <w:next w:val="BodyText"/>
+    <w:link w:val="SubtitleChar"/>
+    <w:uiPriority w:val="11"/>
+    <w:qFormat/>
+    <w:rsid w:val="00A10FD9"/>
+    <w:pPr>
+      <w:numPr>
+        <w:ilvl w:val="1"/>
+      </w:numPr>
+    </w:pPr>
+    <w:rPr>
+      <w:rFonts w:cstheme="majorBidi" w:eastAsiaTheme="majorEastAsia"/>
+      <w:spacing w:val="15"/>
+      <w:sz w:val="28"/>
+      <w:szCs w:val="28"/>
+    </w:rPr>
+  </w:style>
+  <w:style w:customStyle="1" w:styleId="SubtitleChar" w:type="character">
+    <w:name w:val="Subtitle Char"/>
+    <w:basedOn w:val="DefaultParagraphFont"/>
+    <w:link w:val="Subtitle"/>
+    <w:uiPriority w:val="11"/>
+    <w:rsid w:val="00A10FD9"/>
+    <w:rPr>
+      <w:rFonts w:cstheme="majorBidi" w:eastAsiaTheme="majorEastAsia"/>
+      <w:color w:themeColor="text1" w:themeTint="A6" w:val="595959"/>
+      <w:spacing w:val="15"/>
+      <w:sz w:val="28"/>
+      <w:szCs w:val="28"/>
+    </w:rPr>
+  </w:style>
+  <w:style w:customStyle="1" w:styleId="Author" w:type="paragraph">
+    <w:name w:val="Author"/>
     <w:basedOn w:val="Title"/>
     <w:next w:val="BodyText"/>
     <w:qFormat/>
     <w:pPr>
       <w:keepNext/>
       <w:keepLines/>
-      <w:spacing w:after="240" w:before="240"/>
-      <w:jc w:val="center"/>
     </w:pPr>
     <w:rPr>
-      <w:sz w:val="30"/>
-      <w:szCs w:val="30"/>
-    </w:rPr>
-  </w:style>
-  <w:style w:customStyle="1" w:styleId="Author" w:type="paragraph">
-    <w:name w:val="Author"/>
+      <w:sz w:val="24"/>
+      <w:szCs w:val="24"/>
+    </w:rPr>
+  </w:style>
+  <w:style w:styleId="Date" w:type="paragraph">
+    <w:name w:val="Date"/>
+    <w:basedOn w:val="Title"/>
     <w:next w:val="BodyText"/>
     <w:qFormat/>
     <w:pPr>
       <w:keepNext/>
       <w:keepLines/>
-      <w:jc w:val="center"/>
     </w:pPr>
-  </w:style>
-  <w:style w:styleId="Date" w:type="paragraph">
-    <w:name w:val="Date"/>
-    <w:next w:val="BodyText"/>
+    <w:rPr>
+      <w:sz w:val="24"/>
+      <w:szCs w:val="24"/>
+    </w:rPr>
+  </w:style>
+  <w:style w:customStyle="1" w:styleId="AbstractTitle" w:type="paragraph">
+    <w:name w:val="Abstract Title"/>
+    <w:basedOn w:val="Normal"/>
+    <w:next w:val="Abstract"/>
     <w:qFormat/>
     <w:pPr>
       <w:keepNext/>
       <w:keepLines/>
+      <w:spacing w:after="0" w:before="300"/>
       <w:jc w:val="center"/>
     </w:pPr>
+    <w:rPr>
+      <w:b/>
+      <w:sz w:val="20"/>
+      <w:szCs w:val="20"/>
+    </w:rPr>
   </w:style>
   <w:style w:customStyle="1" w:styleId="Abstract" w:type="paragraph">
     <w:name w:val="Abstract"/>
@@ -1888,7 +1921,7 @@
     <w:pPr>
       <w:keepNext/>
       <w:keepLines/>
-      <w:spacing w:after="300" w:before="300"/>
+      <w:spacing w:after="300" w:before="100"/>
     </w:pPr>
     <w:rPr>
       <w:sz w:val="20"/>
@@ -1904,191 +1937,321 @@
     <w:rPr/>
   </w:style>
   <w:style w:styleId="Heading1" w:type="paragraph">
-    <w:name w:val="Heading 1"/>
+    <w:name w:val="heading 1"/>
     <w:basedOn w:val="Normal"/>
     <w:next w:val="BodyText"/>
+    <w:link w:val="Heading1Char"/>
     <w:uiPriority w:val="9"/>
     <w:qFormat/>
+    <w:rsid w:val="00A10FD9"/>
     <w:pPr>
       <w:keepNext/>
       <w:keepLines/>
-      <w:spacing w:after="0" w:before="480"/>
+      <w:spacing w:after="80" w:before="360"/>
       <w:outlineLvl w:val="0"/>
     </w:pPr>
     <w:rPr>
       <w:rFonts w:asciiTheme="majorHAnsi" w:cstheme="majorBidi" w:eastAsiaTheme="majorEastAsia" w:hAnsiTheme="majorHAnsi"/>
-      <w:b/>
-      <w:bCs/>
-      <w:color w:themeColor="accent1" w:val="4F81BD"/>
-      <w:sz w:val="32"/>
-      <w:szCs w:val="32"/>
+      <w:color w:themeColor="accent1" w:themeShade="BF" w:val="0F4761"/>
+      <w:sz w:val="40"/>
+      <w:szCs w:val="40"/>
     </w:rPr>
   </w:style>
   <w:style w:styleId="Heading2" w:type="paragraph">
-    <w:name w:val="Heading 2"/>
+    <w:name w:val="heading 2"/>
     <w:basedOn w:val="Normal"/>
     <w:next w:val="BodyText"/>
+    <w:link w:val="Heading2Char"/>
     <w:uiPriority w:val="9"/>
+    <w:semiHidden/>
     <w:unhideWhenUsed/>
     <w:qFormat/>
+    <w:rsid w:val="00A10FD9"/>
     <w:pPr>
       <w:keepNext/>
       <w:keepLines/>
-      <w:spacing w:after="0" w:before="200"/>
+      <w:spacing w:after="80" w:before="160"/>
       <w:outlineLvl w:val="1"/>
     </w:pPr>
     <w:rPr>
       <w:rFonts w:asciiTheme="majorHAnsi" w:cstheme="majorBidi" w:eastAsiaTheme="majorEastAsia" w:hAnsiTheme="majorHAnsi"/>
-      <w:b/>
-      <w:bCs/>
-      <w:color w:themeColor="accent1" w:val="4F81BD"/>
-      <w:sz w:val="28"/>
-      <w:szCs w:val="28"/>
+      <w:color w:themeColor="accent1" w:themeShade="BF" w:val="0F4761"/>
+      <w:sz w:val="32"/>
+      <w:szCs w:val="32"/>
     </w:rPr>
   </w:style>
   <w:style w:styleId="Heading3" w:type="paragraph">
-    <w:name w:val="Heading 3"/>
+    <w:name w:val="heading 3"/>
     <w:basedOn w:val="Normal"/>
     <w:next w:val="BodyText"/>
+    <w:link w:val="Heading3Char"/>
     <w:uiPriority w:val="9"/>
+    <w:semiHidden/>
     <w:unhideWhenUsed/>
     <w:qFormat/>
+    <w:rsid w:val="00A10FD9"/>
     <w:pPr>
       <w:keepNext/>
       <w:keepLines/>
-      <w:spacing w:after="0" w:before="200"/>
+      <w:spacing w:after="80" w:before="160"/>
       <w:outlineLvl w:val="2"/>
     </w:pPr>
     <w:rPr>
-      <w:rFonts w:asciiTheme="majorHAnsi" w:cstheme="majorBidi" w:eastAsiaTheme="majorEastAsia" w:hAnsiTheme="majorHAnsi"/>
-      <w:b/>
-      <w:bCs/>
-      <w:color w:themeColor="accent1" w:val="4F81BD"/>
-      <w:sz w:val="24"/>
-      <w:szCs w:val="24"/>
+      <w:rFonts w:cstheme="majorBidi" w:eastAsiaTheme="majorEastAsia"/>
+      <w:color w:themeColor="accent1" w:themeShade="BF" w:val="0F4761"/>
+      <w:sz w:val="28"/>
+      <w:szCs w:val="28"/>
     </w:rPr>
   </w:style>
   <w:style w:styleId="Heading4" w:type="paragraph">
-    <w:name w:val="Heading 4"/>
+    <w:name w:val="heading 4"/>
     <w:basedOn w:val="Normal"/>
     <w:next w:val="BodyText"/>
+    <w:link w:val="Heading4Char"/>
     <w:uiPriority w:val="9"/>
+    <w:semiHidden/>
     <w:unhideWhenUsed/>
     <w:qFormat/>
+    <w:rsid w:val="00A10FD9"/>
     <w:pPr>
       <w:keepNext/>
       <w:keepLines/>
-      <w:spacing w:after="0" w:before="200"/>
+      <w:spacing w:after="40" w:before="80"/>
       <w:outlineLvl w:val="3"/>
     </w:pPr>
     <w:rPr>
-      <w:rFonts w:asciiTheme="majorHAnsi" w:cstheme="majorBidi" w:eastAsiaTheme="majorEastAsia" w:hAnsiTheme="majorHAnsi"/>
+      <w:rFonts w:cstheme="majorBidi" w:eastAsiaTheme="majorEastAsia"/>
       <w:i/>
-      <w:bCs/>
-      <w:color w:themeColor="accent1" w:val="4F81BD"/>
-      <w:sz w:val="24"/>
-      <w:szCs w:val="24"/>
+      <w:iCs/>
+      <w:color w:themeColor="accent1" w:themeShade="BF" w:val="0F4761"/>
     </w:rPr>
   </w:style>
   <w:style w:styleId="Heading5" w:type="paragraph">
-    <w:name w:val="Heading 5"/>
+    <w:name w:val="heading 5"/>
     <w:basedOn w:val="Normal"/>
     <w:next w:val="BodyText"/>
+    <w:link w:val="Heading5Char"/>
     <w:uiPriority w:val="9"/>
+    <w:semiHidden/>
     <w:unhideWhenUsed/>
     <w:qFormat/>
+    <w:rsid w:val="00A10FD9"/>
     <w:pPr>
       <w:keepNext/>
       <w:keepLines/>
-      <w:spacing w:after="0" w:before="200"/>
+      <w:spacing w:after="40" w:before="80"/>
       <w:outlineLvl w:val="4"/>
     </w:pPr>
     <w:rPr>
-      <w:rFonts w:asciiTheme="majorHAnsi" w:cstheme="majorBidi" w:eastAsiaTheme="majorEastAsia" w:hAnsiTheme="majorHAnsi"/>
-      <w:iCs/>
-      <w:color w:themeColor="accent1" w:val="4F81BD"/>
-      <w:sz w:val="24"/>
-      <w:szCs w:val="24"/>
+      <w:rFonts w:cstheme="majorBidi" w:eastAsiaTheme="majorEastAsia"/>
+      <w:color w:themeColor="accent1" w:themeShade="BF" w:val="0F4761"/>
     </w:rPr>
   </w:style>
   <w:style w:styleId="Heading6" w:type="paragraph">
-    <w:name w:val="Heading 6"/>
+    <w:name w:val="heading 6"/>
     <w:basedOn w:val="Normal"/>
     <w:next w:val="BodyText"/>
+    <w:link w:val="Heading6Char"/>
     <w:uiPriority w:val="9"/>
+    <w:semiHidden/>
     <w:unhideWhenUsed/>
     <w:qFormat/>
+    <w:rsid w:val="00A10FD9"/>
     <w:pPr>
       <w:keepNext/>
       <w:keepLines/>
-      <w:spacing w:after="0" w:before="200"/>
+      <w:spacing w:after="0" w:before="40"/>
       <w:outlineLvl w:val="5"/>
     </w:pPr>
     <w:rPr>
-      <w:rFonts w:asciiTheme="majorHAnsi" w:cstheme="majorBidi" w:eastAsiaTheme="majorEastAsia" w:hAnsiTheme="majorHAnsi"/>
-      <w:color w:themeColor="accent1" w:val="4F81BD"/>
-      <w:sz w:val="24"/>
-      <w:szCs w:val="24"/>
+      <w:rFonts w:cstheme="majorBidi" w:eastAsiaTheme="majorEastAsia"/>
+      <w:i/>
+      <w:iCs/>
+      <w:color w:themeColor="text1" w:themeTint="A6" w:val="595959"/>
     </w:rPr>
   </w:style>
   <w:style w:styleId="Heading7" w:type="paragraph">
-    <w:name w:val="Heading 7"/>
+    <w:name w:val="heading 7"/>
     <w:basedOn w:val="Normal"/>
     <w:next w:val="BodyText"/>
+    <w:link w:val="Heading7Char"/>
     <w:uiPriority w:val="9"/>
+    <w:semiHidden/>
     <w:unhideWhenUsed/>
     <w:qFormat/>
+    <w:rsid w:val="00A10FD9"/>
     <w:pPr>
       <w:keepNext/>
       <w:keepLines/>
-      <w:spacing w:after="0" w:before="200"/>
+      <w:spacing w:after="0" w:before="40"/>
       <w:outlineLvl w:val="6"/>
     </w:pPr>
     <w:rPr>
-      <w:rFonts w:asciiTheme="majorHAnsi" w:cstheme="majorBidi" w:eastAsiaTheme="majorEastAsia" w:hAnsiTheme="majorHAnsi"/>
-      <w:color w:themeColor="accent1" w:val="4F81BD"/>
-      <w:sz w:val="24"/>
-      <w:szCs w:val="24"/>
+      <w:rFonts w:cstheme="majorBidi" w:eastAsiaTheme="majorEastAsia"/>
+      <w:color w:themeColor="text1" w:themeTint="A6" w:val="595959"/>
     </w:rPr>
   </w:style>
   <w:style w:styleId="Heading8" w:type="paragraph">
-    <w:name w:val="Heading 8"/>
+    <w:name w:val="heading 8"/>
     <w:basedOn w:val="Normal"/>
     <w:next w:val="BodyText"/>
+    <w:link w:val="Heading8Char"/>
     <w:uiPriority w:val="9"/>
+    <w:semiHidden/>
     <w:unhideWhenUsed/>
     <w:qFormat/>
+    <w:rsid w:val="00A10FD9"/>
     <w:pPr>
       <w:keepNext/>
       <w:keepLines/>
-      <w:spacing w:after="0" w:before="200"/>
+      <w:spacing w:after="0"/>
       <w:outlineLvl w:val="7"/>
     </w:pPr>
     <w:rPr>
-      <w:rFonts w:asciiTheme="majorHAnsi" w:cstheme="majorBidi" w:eastAsiaTheme="majorEastAsia" w:hAnsiTheme="majorHAnsi"/>
-      <w:color w:themeColor="accent1" w:val="4F81BD"/>
-      <w:sz w:val="24"/>
-      <w:szCs w:val="24"/>
+      <w:rFonts w:cstheme="majorBidi" w:eastAsiaTheme="majorEastAsia"/>
+      <w:i/>
+      <w:iCs/>
+      <w:color w:themeColor="text1" w:themeTint="D8" w:val="272727"/>
     </w:rPr>
   </w:style>
   <w:style w:styleId="Heading9" w:type="paragraph">
-    <w:name w:val="Heading 9"/>
+    <w:name w:val="heading 9"/>
     <w:basedOn w:val="Normal"/>
     <w:next w:val="BodyText"/>
+    <w:link w:val="Heading9Char"/>
     <w:uiPriority w:val="9"/>
+    <w:semiHidden/>
     <w:unhideWhenUsed/>
     <w:qFormat/>
+    <w:rsid w:val="00A10FD9"/>
     <w:pPr>
       <w:keepNext/>
       <w:keepLines/>
-      <w:spacing w:after="0" w:before="200"/>
+      <w:spacing w:after="0"/>
       <w:outlineLvl w:val="8"/>
     </w:pPr>
     <w:rPr>
+      <w:rFonts w:cstheme="majorBidi" w:eastAsiaTheme="majorEastAsia"/>
+      <w:color w:themeColor="text1" w:themeTint="D8" w:val="272727"/>
+    </w:rPr>
+  </w:style>
+  <w:style w:customStyle="1" w:styleId="Heading1Char" w:type="character">
+    <w:name w:val="Heading 1 Char"/>
+    <w:basedOn w:val="DefaultParagraphFont"/>
+    <w:link w:val="Heading1"/>
+    <w:uiPriority w:val="9"/>
+    <w:rsid w:val="00A10FD9"/>
+    <w:rPr>
       <w:rFonts w:asciiTheme="majorHAnsi" w:cstheme="majorBidi" w:eastAsiaTheme="majorEastAsia" w:hAnsiTheme="majorHAnsi"/>
-      <w:color w:themeColor="accent1" w:val="4F81BD"/>
-      <w:sz w:val="24"/>
-      <w:szCs w:val="24"/>
+      <w:color w:themeColor="accent1" w:themeShade="BF" w:val="0F4761"/>
+      <w:sz w:val="40"/>
+      <w:szCs w:val="40"/>
+    </w:rPr>
+  </w:style>
+  <w:style w:customStyle="1" w:styleId="Heading2Char" w:type="character">
+    <w:name w:val="Heading 2 Char"/>
+    <w:basedOn w:val="DefaultParagraphFont"/>
+    <w:link w:val="Heading2"/>
+    <w:uiPriority w:val="9"/>
+    <w:semiHidden/>
+    <w:rsid w:val="00A10FD9"/>
+    <w:rPr>
+      <w:rFonts w:asciiTheme="majorHAnsi" w:cstheme="majorBidi" w:eastAsiaTheme="majorEastAsia" w:hAnsiTheme="majorHAnsi"/>
+      <w:color w:themeColor="accent1" w:themeShade="BF" w:val="0F4761"/>
+      <w:sz w:val="32"/>
+      <w:szCs w:val="32"/>
+    </w:rPr>
+  </w:style>
+  <w:style w:customStyle="1" w:styleId="Heading3Char" w:type="character">
+    <w:name w:val="Heading 3 Char"/>
+    <w:basedOn w:val="DefaultParagraphFont"/>
+    <w:link w:val="Heading3"/>
+    <w:uiPriority w:val="9"/>
+    <w:semiHidden/>
+    <w:rsid w:val="00A10FD9"/>
+    <w:rPr>
+      <w:rFonts w:cstheme="majorBidi" w:eastAsiaTheme="majorEastAsia"/>
+      <w:color w:themeColor="accent1" w:themeShade="BF" w:val="0F4761"/>
+      <w:sz w:val="28"/>
+      <w:szCs w:val="28"/>
+    </w:rPr>
+  </w:style>
+  <w:style w:customStyle="1" w:styleId="Heading4Char" w:type="character">
+    <w:name w:val="Heading 4 Char"/>
+    <w:basedOn w:val="DefaultParagraphFont"/>
+    <w:link w:val="Heading4"/>
+    <w:uiPriority w:val="9"/>
+    <w:semiHidden/>
+    <w:rsid w:val="00A10FD9"/>
+    <w:rPr>
+      <w:rFonts w:cstheme="majorBidi" w:eastAsiaTheme="majorEastAsia"/>
+      <w:i/>
+      <w:iCs/>
+      <w:color w:themeColor="accent1" w:themeShade="BF" w:val="0F4761"/>
+    </w:rPr>
+  </w:style>
+  <w:style w:customStyle="1" w:styleId="Heading5Char" w:type="character">
+    <w:name w:val="Heading 5 Char"/>
+    <w:basedOn w:val="DefaultParagraphFont"/>
+    <w:link w:val="Heading5"/>
+    <w:uiPriority w:val="9"/>
+    <w:semiHidden/>
+    <w:rsid w:val="00A10FD9"/>
+    <w:rPr>
+      <w:rFonts w:cstheme="majorBidi" w:eastAsiaTheme="majorEastAsia"/>
+      <w:color w:themeColor="accent1" w:themeShade="BF" w:val="0F4761"/>
+    </w:rPr>
+  </w:style>
+  <w:style w:customStyle="1" w:styleId="Heading6Char" w:type="character">
+    <w:name w:val="Heading 6 Char"/>
+    <w:basedOn w:val="DefaultParagraphFont"/>
+    <w:link w:val="Heading6"/>
+    <w:uiPriority w:val="9"/>
+    <w:semiHidden/>
+    <w:rsid w:val="00A10FD9"/>
+    <w:rPr>
+      <w:rFonts w:cstheme="majorBidi" w:eastAsiaTheme="majorEastAsia"/>
+      <w:i/>
+      <w:iCs/>
+      <w:color w:themeColor="text1" w:themeTint="A6" w:val="595959"/>
+    </w:rPr>
+  </w:style>
+  <w:style w:customStyle="1" w:styleId="Heading7Char" w:type="character">
+    <w:name w:val="Heading 7 Char"/>
+    <w:basedOn w:val="DefaultParagraphFont"/>
+    <w:link w:val="Heading7"/>
+    <w:uiPriority w:val="9"/>
+    <w:semiHidden/>
+    <w:rsid w:val="00A10FD9"/>
+    <w:rPr>
+      <w:rFonts w:cstheme="majorBidi" w:eastAsiaTheme="majorEastAsia"/>
+      <w:color w:themeColor="text1" w:themeTint="A6" w:val="595959"/>
+    </w:rPr>
+  </w:style>
+  <w:style w:customStyle="1" w:styleId="Heading8Char" w:type="character">
+    <w:name w:val="Heading 8 Char"/>
+    <w:basedOn w:val="DefaultParagraphFont"/>
+    <w:link w:val="Heading8"/>
+    <w:uiPriority w:val="9"/>
+    <w:semiHidden/>
+    <w:rsid w:val="00A10FD9"/>
+    <w:rPr>
+      <w:rFonts w:cstheme="majorBidi" w:eastAsiaTheme="majorEastAsia"/>
+      <w:i/>
+      <w:iCs/>
+      <w:color w:themeColor="text1" w:themeTint="D8" w:val="272727"/>
+    </w:rPr>
+  </w:style>
+  <w:style w:customStyle="1" w:styleId="Heading9Char" w:type="character">
+    <w:name w:val="Heading 9 Char"/>
+    <w:basedOn w:val="DefaultParagraphFont"/>
+    <w:link w:val="Heading9"/>
+    <w:uiPriority w:val="9"/>
+    <w:semiHidden/>
+    <w:rsid w:val="00A10FD9"/>
+    <w:rPr>
+      <w:rFonts w:cstheme="majorBidi" w:eastAsiaTheme="majorEastAsia"/>
+      <w:color w:themeColor="text1" w:themeTint="D8" w:val="272727"/>
     </w:rPr>
   </w:style>
   <w:style w:styleId="BlockText" w:type="paragraph">
@@ -2110,6 +2273,18 @@
     <w:uiPriority w:val="9"/>
     <w:unhideWhenUsed/>
     <w:qFormat/>
+  </w:style>
+  <w:style w:styleId="FootnoteBlockText" w:type="paragraph">
+    <w:name w:val="Footnote Block Text"/>
+    <w:basedOn w:val="FootnoteText"/>
+    <w:next w:val="FootnoteText"/>
+    <w:uiPriority w:val="9"/>
+    <w:unhideWhenUsed/>
+    <w:qFormat/>
+    <w:pPr>
+      <w:spacing w:after="100" w:before="100"/>
+      <w:ind w:firstLine="0" w:left="480" w:right="480"/>
+    </w:pPr>
   </w:style>
   <w:style w:default="1" w:styleId="DefaultParagraphFont" w:type="character">
     <w:name w:val="Default Paragraph Font"/>
@@ -2140,10 +2315,10 @@
         <w:jc w:val="left"/>
       </w:trPr>
       <w:tcPr>
-        <w:vAlign w:val="bottom"/>
         <w:tcBorders>
           <w:bottom w:val="single"/>
         </w:tcBorders>
+        <w:vAlign w:val="bottom"/>
       </w:tcPr>
     </w:tblStylePr>
   </w:style>
@@ -2259,9 +2434,9 @@
     <w:name w:val="KeywordTok"/>
     <w:basedOn w:val="VerbatimChar"/>
     <w:rPr>
+      <w:b/>
       <w:color w:val="204a87"/>
       <w:shd w:val="clear" w:fill="f8f8f8"/>
-      <w:b/>
     </w:rPr>
   </w:style>
   <w:style w:type="character" w:customStyle="1" w:styleId="DataTypeTok">
@@ -2316,9 +2491,9 @@
     <w:name w:val="SpecialCharTok"/>
     <w:basedOn w:val="VerbatimChar"/>
     <w:rPr>
+      <w:b/>
       <w:color w:val="ce5c00"/>
       <w:shd w:val="clear" w:fill="f8f8f8"/>
-      <w:b/>
     </w:rPr>
   </w:style>
   <w:style w:type="character" w:customStyle="1" w:styleId="StringTok">
@@ -2356,39 +2531,39 @@
     <w:name w:val="CommentTok"/>
     <w:basedOn w:val="VerbatimChar"/>
     <w:rPr>
+      <w:i/>
       <w:color w:val="8f5902"/>
       <w:shd w:val="clear" w:fill="f8f8f8"/>
-      <w:i/>
     </w:rPr>
   </w:style>
   <w:style w:type="character" w:customStyle="1" w:styleId="DocumentationTok">
     <w:name w:val="DocumentationTok"/>
     <w:basedOn w:val="VerbatimChar"/>
     <w:rPr>
-      <w:color w:val="8f5902"/>
-      <w:shd w:val="clear" w:fill="f8f8f8"/>
       <w:b/>
       <w:i/>
+      <w:color w:val="8f5902"/>
+      <w:shd w:val="clear" w:fill="f8f8f8"/>
     </w:rPr>
   </w:style>
   <w:style w:type="character" w:customStyle="1" w:styleId="AnnotationTok">
     <w:name w:val="AnnotationTok"/>
     <w:basedOn w:val="VerbatimChar"/>
     <w:rPr>
-      <w:color w:val="8f5902"/>
-      <w:shd w:val="clear" w:fill="f8f8f8"/>
       <w:b/>
       <w:i/>
+      <w:color w:val="8f5902"/>
+      <w:shd w:val="clear" w:fill="f8f8f8"/>
     </w:rPr>
   </w:style>
   <w:style w:type="character" w:customStyle="1" w:styleId="CommentVarTok">
     <w:name w:val="CommentVarTok"/>
     <w:basedOn w:val="VerbatimChar"/>
     <w:rPr>
-      <w:color w:val="8f5902"/>
-      <w:shd w:val="clear" w:fill="f8f8f8"/>
       <w:b/>
       <w:i/>
+      <w:color w:val="8f5902"/>
+      <w:shd w:val="clear" w:fill="f8f8f8"/>
     </w:rPr>
   </w:style>
   <w:style w:type="character" w:customStyle="1" w:styleId="OtherTok">
@@ -2403,9 +2578,9 @@
     <w:name w:val="FunctionTok"/>
     <w:basedOn w:val="VerbatimChar"/>
     <w:rPr>
+      <w:b/>
       <w:color w:val="204a87"/>
       <w:shd w:val="clear" w:fill="f8f8f8"/>
-      <w:b/>
     </w:rPr>
   </w:style>
   <w:style w:type="character" w:customStyle="1" w:styleId="VariableTok">
@@ -2420,18 +2595,18 @@
     <w:name w:val="ControlFlowTok"/>
     <w:basedOn w:val="VerbatimChar"/>
     <w:rPr>
+      <w:b/>
       <w:color w:val="204a87"/>
       <w:shd w:val="clear" w:fill="f8f8f8"/>
-      <w:b/>
     </w:rPr>
   </w:style>
   <w:style w:type="character" w:customStyle="1" w:styleId="OperatorTok">
     <w:name w:val="OperatorTok"/>
     <w:basedOn w:val="VerbatimChar"/>
     <w:rPr>
+      <w:b/>
       <w:color w:val="ce5c00"/>
       <w:shd w:val="clear" w:fill="f8f8f8"/>
-      <w:b/>
     </w:rPr>
   </w:style>
   <w:style w:type="character" w:customStyle="1" w:styleId="BuiltInTok">
@@ -2452,9 +2627,9 @@
     <w:name w:val="PreprocessorTok"/>
     <w:basedOn w:val="VerbatimChar"/>
     <w:rPr>
+      <w:i/>
       <w:color w:val="8f5902"/>
       <w:shd w:val="clear" w:fill="f8f8f8"/>
-      <w:i/>
     </w:rPr>
   </w:style>
   <w:style w:type="character" w:customStyle="1" w:styleId="AttributeTok">
@@ -2476,20 +2651,20 @@
     <w:name w:val="InformationTok"/>
     <w:basedOn w:val="VerbatimChar"/>
     <w:rPr>
-      <w:color w:val="8f5902"/>
-      <w:shd w:val="clear" w:fill="f8f8f8"/>
       <w:b/>
       <w:i/>
+      <w:color w:val="8f5902"/>
+      <w:shd w:val="clear" w:fill="f8f8f8"/>
     </w:rPr>
   </w:style>
   <w:style w:type="character" w:customStyle="1" w:styleId="WarningTok">
     <w:name w:val="WarningTok"/>
     <w:basedOn w:val="VerbatimChar"/>
     <w:rPr>
-      <w:color w:val="8f5902"/>
-      <w:shd w:val="clear" w:fill="f8f8f8"/>
       <w:b/>
       <w:i/>
+      <w:color w:val="8f5902"/>
+      <w:shd w:val="clear" w:fill="f8f8f8"/>
     </w:rPr>
   </w:style>
   <w:style w:type="character" w:customStyle="1" w:styleId="AlertTok">
@@ -2504,9 +2679,9 @@
     <w:name w:val="ErrorTok"/>
     <w:basedOn w:val="VerbatimChar"/>
     <w:rPr>
+      <w:b/>
       <w:color w:val="a40000"/>
       <w:shd w:val="clear" w:fill="f8f8f8"/>
-      <w:b/>
     </w:rPr>
   </w:style>
   <w:style w:type="character" w:customStyle="1" w:styleId="NormalTok">
@@ -2530,44 +2705,44 @@
         <a:sysClr val="window" lastClr="FFFFFF"/>
       </a:lt1>
       <a:dk2>
-        <a:srgbClr val="1F497D"/>
+        <a:srgbClr val="0E2841"/>
       </a:dk2>
       <a:lt2>
-        <a:srgbClr val="EEECE1"/>
+        <a:srgbClr val="E8E8E8"/>
       </a:lt2>
       <a:accent1>
-        <a:srgbClr val="4F81BD"/>
+        <a:srgbClr val="156082"/>
       </a:accent1>
       <a:accent2>
-        <a:srgbClr val="C0504D"/>
+        <a:srgbClr val="E97132"/>
       </a:accent2>
       <a:accent3>
-        <a:srgbClr val="9BBB59"/>
+        <a:srgbClr val="196B24"/>
       </a:accent3>
       <a:accent4>
-        <a:srgbClr val="8064A2"/>
+        <a:srgbClr val="0F9ED5"/>
       </a:accent4>
       <a:accent5>
-        <a:srgbClr val="4BACC6"/>
+        <a:srgbClr val="A02B93"/>
       </a:accent5>
       <a:accent6>
-        <a:srgbClr val="F79646"/>
+        <a:srgbClr val="4EA72E"/>
       </a:accent6>
       <a:hlink>
-        <a:srgbClr val="0000FF"/>
+        <a:srgbClr val="467886"/>
       </a:hlink>
       <a:folHlink>
-        <a:srgbClr val="800080"/>
+        <a:srgbClr val="96607D"/>
       </a:folHlink>
     </a:clrScheme>
     <a:fontScheme name="Office">
       <a:majorFont>
-        <a:latin typeface="Calibri"/>
+        <a:latin typeface="Aptos Display" panose="02110004020202020204"/>
         <a:ea typeface=""/>
         <a:cs typeface=""/>
-        <a:font script="Jpan" typeface="ＭＳ ゴシック"/>
+        <a:font script="Jpan" typeface="游ゴシック Light"/>
         <a:font script="Hang" typeface="맑은 고딕"/>
-        <a:font script="Hans" typeface="宋体"/>
+        <a:font script="Hans" typeface="等线 Light"/>
         <a:font script="Hant" typeface="新細明體"/>
         <a:font script="Arab" typeface="Times New Roman"/>
         <a:font script="Hebr" typeface="Times New Roman"/>
@@ -2594,14 +2769,32 @@
         <a:font script="Mong" typeface="Mongolian Baiti"/>
         <a:font script="Viet" typeface="Times New Roman"/>
         <a:font script="Uigh" typeface="Microsoft Uighur"/>
+        <a:font script="Geor" typeface="Sylfaen"/>
+        <a:font script="Armn" typeface="Arial"/>
+        <a:font script="Bugi" typeface="Leelawadee UI"/>
+        <a:font script="Bopo" typeface="Microsoft JhengHei"/>
+        <a:font script="Java" typeface="Javanese Text"/>
+        <a:font script="Lisu" typeface="Segoe UI"/>
+        <a:font script="Mymr" typeface="Myanmar Text"/>
+        <a:font script="Nkoo" typeface="Ebrima"/>
+        <a:font script="Olck" typeface="Nirmala UI"/>
+        <a:font script="Osma" typeface="Ebrima"/>
+        <a:font script="Phag" typeface="Phagspa"/>
+        <a:font script="Syrn" typeface="Estrangelo Edessa"/>
+        <a:font script="Syrj" typeface="Estrangelo Edessa"/>
+        <a:font script="Syre" typeface="Estrangelo Edessa"/>
+        <a:font script="Sora" typeface="Nirmala UI"/>
+        <a:font script="Tale" typeface="Microsoft Tai Le"/>
+        <a:font script="Talu" typeface="Microsoft New Tai Lue"/>
+        <a:font script="Tfng" typeface="Ebrima"/>
       </a:majorFont>
       <a:minorFont>
-        <a:latin typeface="Cambria"/>
+        <a:latin typeface="Aptos" panose="02110004020202020204"/>
         <a:ea typeface=""/>
         <a:cs typeface=""/>
-        <a:font script="Jpan" typeface="ＭＳ 明朝"/>
+        <a:font script="Jpan" typeface="游明朝"/>
         <a:font script="Hang" typeface="맑은 고딕"/>
-        <a:font script="Hans" typeface="宋体"/>
+        <a:font script="Hans" typeface="等线"/>
         <a:font script="Hant" typeface="新細明體"/>
         <a:font script="Arab" typeface="Arial"/>
         <a:font script="Hebr" typeface="Arial"/>
@@ -2628,6 +2821,24 @@
         <a:font script="Mong" typeface="Mongolian Baiti"/>
         <a:font script="Viet" typeface="Arial"/>
         <a:font script="Uigh" typeface="Microsoft Uighur"/>
+        <a:font script="Geor" typeface="Sylfaen"/>
+        <a:font script="Armn" typeface="Arial"/>
+        <a:font script="Bugi" typeface="Leelawadee UI"/>
+        <a:font script="Bopo" typeface="Microsoft JhengHei"/>
+        <a:font script="Java" typeface="Javanese Text"/>
+        <a:font script="Lisu" typeface="Segoe UI"/>
+        <a:font script="Mymr" typeface="Myanmar Text"/>
+        <a:font script="Nkoo" typeface="Ebrima"/>
+        <a:font script="Olck" typeface="Nirmala UI"/>
+        <a:font script="Osma" typeface="Ebrima"/>
+        <a:font script="Phag" typeface="Phagspa"/>
+        <a:font script="Syrn" typeface="Estrangelo Edessa"/>
+        <a:font script="Syrj" typeface="Estrangelo Edessa"/>
+        <a:font script="Syre" typeface="Estrangelo Edessa"/>
+        <a:font script="Sora" typeface="Nirmala UI"/>
+        <a:font script="Tale" typeface="Microsoft Tai Le"/>
+        <a:font script="Talu" typeface="Microsoft New Tai Lue"/>
+        <a:font script="Tfng" typeface="Ebrima"/>
       </a:minorFont>
     </a:fontScheme>
     <a:fmtScheme name="Office">
@@ -2639,200 +2850,141 @@
           <a:gsLst>
             <a:gs pos="0">
               <a:schemeClr val="phClr">
-                <a:tint val="50000"/>
-                <a:satMod val="300000"/>
+                <a:lumMod val="110000"/>
+                <a:satMod val="105000"/>
+                <a:tint val="67000"/>
               </a:schemeClr>
             </a:gs>
-            <a:gs pos="35000">
+            <a:gs pos="50000">
               <a:schemeClr val="phClr">
-                <a:tint val="37000"/>
-                <a:satMod val="300000"/>
+                <a:lumMod val="105000"/>
+                <a:satMod val="103000"/>
+                <a:tint val="73000"/>
               </a:schemeClr>
             </a:gs>
             <a:gs pos="100000">
               <a:schemeClr val="phClr">
-                <a:tint val="15000"/>
-                <a:satMod val="350000"/>
+                <a:lumMod val="105000"/>
+                <a:satMod val="109000"/>
+                <a:tint val="81000"/>
               </a:schemeClr>
             </a:gs>
           </a:gsLst>
-          <a:lin ang="16200000" scaled="1"/>
+          <a:lin ang="5400000" scaled="0"/>
         </a:gradFill>
         <a:gradFill rotWithShape="1">
           <a:gsLst>
             <a:gs pos="0">
               <a:schemeClr val="phClr">
-                <a:tint val="100000"/>
+                <a:satMod val="103000"/>
+                <a:lumMod val="102000"/>
+                <a:tint val="94000"/>
+              </a:schemeClr>
+            </a:gs>
+            <a:gs pos="50000">
+              <a:schemeClr val="phClr">
+                <a:satMod val="110000"/>
+                <a:lumMod val="100000"/>
                 <a:shade val="100000"/>
-                <a:satMod val="130000"/>
               </a:schemeClr>
             </a:gs>
             <a:gs pos="100000">
               <a:schemeClr val="phClr">
-                <a:tint val="50000"/>
-                <a:shade val="100000"/>
-                <a:satMod val="350000"/>
+                <a:lumMod val="99000"/>
+                <a:satMod val="120000"/>
+                <a:shade val="78000"/>
               </a:schemeClr>
             </a:gs>
           </a:gsLst>
-          <a:lin ang="16200000" scaled="0"/>
+          <a:lin ang="5400000" scaled="0"/>
         </a:gradFill>
       </a:fillStyleLst>
       <a:lnStyleLst>
-        <a:ln w="9525" cap="flat" cmpd="sng" algn="ctr">
-          <a:solidFill>
-            <a:schemeClr val="phClr">
-              <a:shade val="95000"/>
-              <a:satMod val="105000"/>
-            </a:schemeClr>
-          </a:solidFill>
-          <a:prstDash val="solid"/>
-        </a:ln>
-        <a:ln w="25400" cap="flat" cmpd="sng" algn="ctr">
+        <a:ln w="6350" cap="flat" cmpd="sng" algn="ctr">
           <a:solidFill>
             <a:schemeClr val="phClr"/>
           </a:solidFill>
           <a:prstDash val="solid"/>
+          <a:miter lim="800000"/>
         </a:ln>
-        <a:ln w="38100" cap="flat" cmpd="sng" algn="ctr">
+        <a:ln w="12700" cap="flat" cmpd="sng" algn="ctr">
           <a:solidFill>
             <a:schemeClr val="phClr"/>
           </a:solidFill>
           <a:prstDash val="solid"/>
+          <a:miter lim="800000"/>
+        </a:ln>
+        <a:ln w="19050" cap="flat" cmpd="sng" algn="ctr">
+          <a:solidFill>
+            <a:schemeClr val="phClr"/>
+          </a:solidFill>
+          <a:prstDash val="solid"/>
+          <a:miter lim="800000"/>
         </a:ln>
       </a:lnStyleLst>
       <a:effectStyleLst>
         <a:effectStyle>
+          <a:effectLst/>
+        </a:effectStyle>
+        <a:effectStyle>
+          <a:effectLst/>
+        </a:effectStyle>
+        <a:effectStyle>
           <a:effectLst>
-            <a:outerShdw blurRad="40000" dist="20000" dir="5400000" rotWithShape="0">
+            <a:outerShdw blurRad="57150" dist="19050" dir="5400000" algn="ctr" rotWithShape="0">
               <a:srgbClr val="000000">
-                <a:alpha val="38000"/>
+                <a:alpha val="63000"/>
               </a:srgbClr>
             </a:outerShdw>
           </a:effectLst>
-        </a:effectStyle>
-        <a:effectStyle>
-          <a:effectLst>
-            <a:outerShdw blurRad="40000" dist="23000" dir="5400000" rotWithShape="0">
-              <a:srgbClr val="000000">
-                <a:alpha val="35000"/>
-              </a:srgbClr>
-            </a:outerShdw>
-          </a:effectLst>
-        </a:effectStyle>
-        <a:effectStyle>
-          <a:effectLst>
-            <a:outerShdw blurRad="40000" dist="23000" dir="5400000" rotWithShape="0">
-              <a:srgbClr val="000000">
-                <a:alpha val="35000"/>
-              </a:srgbClr>
-            </a:outerShdw>
-          </a:effectLst>
-          <a:scene3d>
-            <a:camera prst="orthographicFront">
-              <a:rot lat="0" lon="0" rev="0"/>
-            </a:camera>
-            <a:lightRig rig="threePt" dir="t">
-              <a:rot lat="0" lon="0" rev="1200000"/>
-            </a:lightRig>
-          </a:scene3d>
-          <a:sp3d>
-            <a:bevelT w="63500" h="25400"/>
-          </a:sp3d>
         </a:effectStyle>
       </a:effectStyleLst>
       <a:bgFillStyleLst>
         <a:solidFill>
           <a:schemeClr val="phClr"/>
         </a:solidFill>
+        <a:solidFill>
+          <a:schemeClr val="phClr">
+            <a:tint val="95000"/>
+            <a:satMod val="170000"/>
+          </a:schemeClr>
+        </a:solidFill>
         <a:gradFill rotWithShape="1">
           <a:gsLst>
             <a:gs pos="0">
               <a:schemeClr val="phClr">
-                <a:tint val="40000"/>
-                <a:satMod val="350000"/>
+                <a:tint val="93000"/>
+                <a:satMod val="150000"/>
+                <a:shade val="98000"/>
+                <a:lumMod val="102000"/>
               </a:schemeClr>
             </a:gs>
-            <a:gs pos="40000">
+            <a:gs pos="50000">
               <a:schemeClr val="phClr">
-                <a:tint val="45000"/>
-                <a:shade val="99000"/>
-                <a:satMod val="350000"/>
+                <a:tint val="98000"/>
+                <a:satMod val="130000"/>
+                <a:shade val="90000"/>
+                <a:lumMod val="103000"/>
               </a:schemeClr>
             </a:gs>
             <a:gs pos="100000">
               <a:schemeClr val="phClr">
-                <a:shade val="20000"/>
-                <a:satMod val="255000"/>
+                <a:shade val="63000"/>
+                <a:satMod val="120000"/>
               </a:schemeClr>
             </a:gs>
           </a:gsLst>
-          <a:path path="circle">
-            <a:fillToRect l="50000" t="-80000" r="50000" b="180000"/>
-          </a:path>
-        </a:gradFill>
-        <a:gradFill rotWithShape="1">
-          <a:gsLst>
-            <a:gs pos="0">
-              <a:schemeClr val="phClr">
-                <a:tint val="80000"/>
-                <a:satMod val="300000"/>
-              </a:schemeClr>
-            </a:gs>
-            <a:gs pos="100000">
-              <a:schemeClr val="phClr">
-                <a:shade val="30000"/>
-                <a:satMod val="200000"/>
-              </a:schemeClr>
-            </a:gs>
-          </a:gsLst>
-          <a:path path="circle">
-            <a:fillToRect l="50000" t="50000" r="50000" b="50000"/>
-          </a:path>
+          <a:lin ang="5400000" scaled="0"/>
         </a:gradFill>
       </a:bgFillStyleLst>
     </a:fmtScheme>
   </a:themeElements>
-  <a:objectDefaults>
-    <a:spDef>
-      <a:spPr/>
-      <a:bodyPr/>
-      <a:lstStyle/>
-      <a:style>
-        <a:lnRef idx="1">
-          <a:schemeClr val="accent1"/>
-        </a:lnRef>
-        <a:fillRef idx="3">
-          <a:schemeClr val="accent1"/>
-        </a:fillRef>
-        <a:effectRef idx="2">
-          <a:schemeClr val="accent1"/>
-        </a:effectRef>
-        <a:fontRef idx="minor">
-          <a:schemeClr val="lt1"/>
-        </a:fontRef>
-      </a:style>
-    </a:spDef>
-    <a:lnDef>
-      <a:spPr/>
-      <a:bodyPr/>
-      <a:lstStyle/>
-      <a:style>
-        <a:lnRef idx="2">
-          <a:schemeClr val="accent1"/>
-        </a:lnRef>
-        <a:fillRef idx="0">
-          <a:schemeClr val="accent1"/>
-        </a:fillRef>
-        <a:effectRef idx="1">
-          <a:schemeClr val="accent1"/>
-        </a:effectRef>
-        <a:fontRef idx="minor">
-          <a:schemeClr val="tx1"/>
-        </a:fontRef>
-      </a:style>
-    </a:lnDef>
-  </a:objectDefaults>
+  <a:objectDefaults/>
   <a:extraClrSchemeLst/>
+  <a:extLst>
+    <a:ext uri="{05A4C25C-085E-4340-85A3-A5531E510DB2}">
+      <thm15:themeFamily xmlns:thm15="http://schemas.microsoft.com/office/thememl/2012/main" name="Office Theme" id="{2E142A2C-CD16-42D6-873A-C26D2A0506FA}" vid="{1BDDFF52-6CD6-40A5-AB3C-68EB2F1E4D0A}"/>
+    </a:ext>
+  </a:extLst>
 </a:theme>
 </file>